--- a/отчет.docx
+++ b/отчет.docx
@@ -47,8 +47,6 @@
           <w:lang w:eastAsia="ru-RU"/>
         </w:rPr>
       </w:pPr>
-      <w:bookmarkStart w:id="0" w:name="_GoBack"/>
-      <w:bookmarkEnd w:id="0"/>
       <w:r>
         <w:rPr>
           <w:rFonts w:ascii="Times New Roman" w:eastAsia="Times New Roman" w:hAnsi="Times New Roman" w:cs="Times New Roman"/>
@@ -56,27 +54,7 @@
           <w:szCs w:val="24"/>
           <w:lang w:eastAsia="ru-RU"/>
         </w:rPr>
-        <w:t xml:space="preserve">Доработать программу из задания «Поиск частых наборов», чтобы она также выполняла поиск ассоциативных правил. Список результирующих правил должен выдаваться в удобочитаемом виде (антецедент → </w:t>
-      </w:r>
-      <w:proofErr w:type="spellStart"/>
-      <w:r>
-        <w:rPr>
-          <w:rFonts w:ascii="Times New Roman" w:eastAsia="Times New Roman" w:hAnsi="Times New Roman" w:cs="Times New Roman"/>
-          <w:sz w:val="24"/>
-          <w:szCs w:val="24"/>
-          <w:lang w:eastAsia="ru-RU"/>
-        </w:rPr>
-        <w:t>консеквент</w:t>
-      </w:r>
-      <w:proofErr w:type="spellEnd"/>
-      <w:r>
-        <w:rPr>
-          <w:rFonts w:ascii="Times New Roman" w:eastAsia="Times New Roman" w:hAnsi="Times New Roman" w:cs="Times New Roman"/>
-          <w:sz w:val="24"/>
-          <w:szCs w:val="24"/>
-          <w:lang w:eastAsia="ru-RU"/>
-        </w:rPr>
-        <w:t xml:space="preserve">) с указанием поддержки и достоверности каждого правила. Дополнительные параметры программы: порог достоверности, способ упорядочивания результирующего списка наборов (по убыванию значения поддержки или лексикографическое). </w:t>
+        <w:t xml:space="preserve">Доработать программу из задания «Поиск частых наборов», чтобы она также выполняла поиск ассоциативных правил. Список результирующих правил должен выдаваться в удобочитаемом виде (антецедент → консеквент) с указанием поддержки и достоверности каждого правила. Дополнительные параметры программы: порог достоверности, способ упорядочивания результирующего списка наборов (по убыванию значения поддержки или лексикографическое). </w:t>
       </w:r>
     </w:p>
     <w:p>
@@ -201,30 +179,516 @@
           <w:szCs w:val="24"/>
           <w:lang w:eastAsia="ru-RU"/>
         </w:rPr>
-        <w:t xml:space="preserve">Подготовить список правил, в которых антецедент и </w:t>
+        <w:t>Подготовить список правил, в которых антецедент и консеквент суммарно включают не более семи объектов, и проанализировать содержательный смысл полученного результата.</w:t>
       </w:r>
-      <w:proofErr w:type="spellStart"/>
-      <w:r>
+    </w:p>
+    <w:p>
+      <w:pPr>
+        <w:spacing w:before="100" w:beforeAutospacing="1" w:after="100" w:afterAutospacing="1" w:line="240" w:lineRule="auto"/>
         <w:rPr>
           <w:rFonts w:ascii="Times New Roman" w:eastAsia="Times New Roman" w:hAnsi="Times New Roman" w:cs="Times New Roman"/>
           <w:sz w:val="24"/>
           <w:szCs w:val="24"/>
-          <w:lang w:eastAsia="ru-RU"/>
+          <w:lang w:val="en-US" w:eastAsia="ru-RU"/>
         </w:rPr>
-        <w:t>консеквент</w:t>
-      </w:r>
-      <w:proofErr w:type="spellEnd"/>
+      </w:pPr>
       <w:r>
-        <w:rPr>
-          <w:rFonts w:ascii="Times New Roman" w:eastAsia="Times New Roman" w:hAnsi="Times New Roman" w:cs="Times New Roman"/>
-          <w:sz w:val="24"/>
-          <w:szCs w:val="24"/>
-          <w:lang w:eastAsia="ru-RU"/>
-        </w:rPr>
-        <w:t xml:space="preserve"> суммарно включают не более семи объектов, и проанализировать содержательный смысл полученного результата.</w:t>
+        <w:t>Цель работы — реализовать поиск ассоциативных правил на основе алгоритма поиска частых наборов, исследовать влияние порога достоверности на время выполнения алгоритма и количество найденных правил, а также проанализировать полученные ассоциативные зависимости.</w:t>
       </w:r>
     </w:p>
     <w:p/>
+    <w:p>
+      <w:r>
+        <w:t>2. Репозиторий проекта</w:t>
+      </w:r>
+    </w:p>
+    <w:p>
+      <w:r>
+        <w:t>Исходный код программы, набор данных и сопутствующие материалы размещены в репозитории:</w:t>
+      </w:r>
+    </w:p>
+    <w:p>
+      <w:hyperlink r:id="rId5" w:history="1">
+        <w:r>
+          <w:rPr>
+            <w:rStyle w:val="a4"/>
+          </w:rPr>
+          <w:t>https://github.com/OmenDak1ngg/lab2</w:t>
+        </w:r>
+      </w:hyperlink>
+    </w:p>
+    <w:p/>
+    <w:p>
+      <w:r>
+        <w:t>3. Эксперименты и визуализация</w:t>
+      </w:r>
+    </w:p>
+    <w:p>
+      <w:r>
+        <w:t xml:space="preserve">В качестве набора данных использовался файл </w:t>
+      </w:r>
+      <w:r>
+        <w:rPr>
+          <w:rStyle w:val="HTML"/>
+          <w:rFonts w:eastAsiaTheme="minorHAnsi"/>
+        </w:rPr>
+        <w:t>basket.csv</w:t>
+      </w:r>
+      <w:r>
+        <w:t>. Порог поддержки был зафиксирован на уровне 10%. Пор</w:t>
+      </w:r>
+      <w:r>
+        <w:t>ог достоверности изменялся от 10% до 35</w:t>
+      </w:r>
+      <w:r>
+        <w:t>% с шагом 5%.</w:t>
+      </w:r>
+    </w:p>
+    <w:tbl>
+      <w:tblPr>
+        <w:tblStyle w:val="a6"/>
+        <w:tblW w:w="0" w:type="auto"/>
+        <w:tblLook w:val="04A0" w:firstRow="1" w:lastRow="0" w:firstColumn="1" w:lastColumn="0" w:noHBand="0" w:noVBand="1"/>
+      </w:tblPr>
+      <w:tblGrid>
+        <w:gridCol w:w="2336"/>
+        <w:gridCol w:w="2336"/>
+        <w:gridCol w:w="2336"/>
+        <w:gridCol w:w="2337"/>
+      </w:tblGrid>
+      <w:tr>
+        <w:tc>
+          <w:tcPr>
+            <w:tcW w:w="2336" w:type="dxa"/>
+          </w:tcPr>
+          <w:p>
+            <w:r>
+              <w:t>Достоверность</w:t>
+            </w:r>
+          </w:p>
+        </w:tc>
+        <w:tc>
+          <w:tcPr>
+            <w:tcW w:w="2336" w:type="dxa"/>
+          </w:tcPr>
+          <w:p>
+            <w:r>
+              <w:t>Поддержка</w:t>
+            </w:r>
+          </w:p>
+        </w:tc>
+        <w:tc>
+          <w:tcPr>
+            <w:tcW w:w="2336" w:type="dxa"/>
+          </w:tcPr>
+          <w:p>
+            <w:r>
+              <w:t>Время, мс</w:t>
+            </w:r>
+          </w:p>
+        </w:tc>
+        <w:tc>
+          <w:tcPr>
+            <w:tcW w:w="2337" w:type="dxa"/>
+          </w:tcPr>
+          <w:p>
+            <w:r>
+              <w:t>Количество правил</w:t>
+            </w:r>
+          </w:p>
+        </w:tc>
+      </w:tr>
+      <w:tr>
+        <w:tc>
+          <w:tcPr>
+            <w:tcW w:w="2336" w:type="dxa"/>
+          </w:tcPr>
+          <w:p>
+            <w:pPr>
+              <w:rPr>
+                <w:lang w:val="en-US"/>
+              </w:rPr>
+            </w:pPr>
+            <w:r>
+              <w:t>0</w:t>
+            </w:r>
+            <w:r>
+              <w:rPr>
+                <w:lang w:val="en-US"/>
+              </w:rPr>
+              <w:t>.15</w:t>
+            </w:r>
+          </w:p>
+        </w:tc>
+        <w:tc>
+          <w:tcPr>
+            <w:tcW w:w="2336" w:type="dxa"/>
+          </w:tcPr>
+          <w:p>
+            <w:pPr>
+              <w:rPr>
+                <w:lang w:val="en-US"/>
+              </w:rPr>
+            </w:pPr>
+            <w:r>
+              <w:rPr>
+                <w:lang w:val="en-US"/>
+              </w:rPr>
+              <w:t>0.05</w:t>
+            </w:r>
+          </w:p>
+        </w:tc>
+        <w:tc>
+          <w:tcPr>
+            <w:tcW w:w="2336" w:type="dxa"/>
+          </w:tcPr>
+          <w:p>
+            <w:r>
+              <w:t>4663,31</w:t>
+            </w:r>
+          </w:p>
+        </w:tc>
+        <w:tc>
+          <w:tcPr>
+            <w:tcW w:w="2337" w:type="dxa"/>
+          </w:tcPr>
+          <w:p>
+            <w:r>
+              <w:t>6</w:t>
+            </w:r>
+          </w:p>
+        </w:tc>
+      </w:tr>
+      <w:tr>
+        <w:tc>
+          <w:tcPr>
+            <w:tcW w:w="2336" w:type="dxa"/>
+          </w:tcPr>
+          <w:p>
+            <w:pPr>
+              <w:rPr>
+                <w:lang w:val="en-US"/>
+              </w:rPr>
+            </w:pPr>
+            <w:r>
+              <w:rPr>
+                <w:lang w:val="en-US"/>
+              </w:rPr>
+              <w:t>0.20</w:t>
+            </w:r>
+          </w:p>
+        </w:tc>
+        <w:tc>
+          <w:tcPr>
+            <w:tcW w:w="2336" w:type="dxa"/>
+          </w:tcPr>
+          <w:p>
+            <w:pPr>
+              <w:rPr>
+                <w:lang w:val="en-US"/>
+              </w:rPr>
+            </w:pPr>
+            <w:r>
+              <w:rPr>
+                <w:lang w:val="en-US"/>
+              </w:rPr>
+              <w:t>0.05</w:t>
+            </w:r>
+          </w:p>
+        </w:tc>
+        <w:tc>
+          <w:tcPr>
+            <w:tcW w:w="2336" w:type="dxa"/>
+          </w:tcPr>
+          <w:p>
+            <w:r>
+              <w:t>4509,73</w:t>
+            </w:r>
+          </w:p>
+        </w:tc>
+        <w:tc>
+          <w:tcPr>
+            <w:tcW w:w="2337" w:type="dxa"/>
+          </w:tcPr>
+          <w:p>
+            <w:r>
+              <w:t>6</w:t>
+            </w:r>
+          </w:p>
+        </w:tc>
+      </w:tr>
+      <w:tr>
+        <w:tc>
+          <w:tcPr>
+            <w:tcW w:w="2336" w:type="dxa"/>
+          </w:tcPr>
+          <w:p>
+            <w:pPr>
+              <w:rPr>
+                <w:lang w:val="en-US"/>
+              </w:rPr>
+            </w:pPr>
+            <w:r>
+              <w:rPr>
+                <w:lang w:val="en-US"/>
+              </w:rPr>
+              <w:t>0.25</w:t>
+            </w:r>
+          </w:p>
+        </w:tc>
+        <w:tc>
+          <w:tcPr>
+            <w:tcW w:w="2336" w:type="dxa"/>
+          </w:tcPr>
+          <w:p>
+            <w:pPr>
+              <w:rPr>
+                <w:lang w:val="en-US"/>
+              </w:rPr>
+            </w:pPr>
+            <w:r>
+              <w:rPr>
+                <w:lang w:val="en-US"/>
+              </w:rPr>
+              <w:t>0.05</w:t>
+            </w:r>
+          </w:p>
+        </w:tc>
+        <w:tc>
+          <w:tcPr>
+            <w:tcW w:w="2336" w:type="dxa"/>
+          </w:tcPr>
+          <w:p>
+            <w:r>
+              <w:t>4409,87</w:t>
+            </w:r>
+          </w:p>
+        </w:tc>
+        <w:tc>
+          <w:tcPr>
+            <w:tcW w:w="2337" w:type="dxa"/>
+          </w:tcPr>
+          <w:p>
+            <w:r>
+              <w:t>4</w:t>
+            </w:r>
+          </w:p>
+        </w:tc>
+      </w:tr>
+      <w:tr>
+        <w:tc>
+          <w:tcPr>
+            <w:tcW w:w="2336" w:type="dxa"/>
+          </w:tcPr>
+          <w:p>
+            <w:pPr>
+              <w:rPr>
+                <w:lang w:val="en-US"/>
+              </w:rPr>
+            </w:pPr>
+            <w:r>
+              <w:rPr>
+                <w:lang w:val="en-US"/>
+              </w:rPr>
+              <w:t>0.30</w:t>
+            </w:r>
+          </w:p>
+        </w:tc>
+        <w:tc>
+          <w:tcPr>
+            <w:tcW w:w="2336" w:type="dxa"/>
+          </w:tcPr>
+          <w:p>
+            <w:r>
+              <w:rPr>
+                <w:lang w:val="en-US"/>
+              </w:rPr>
+              <w:t>0.05</w:t>
+            </w:r>
+          </w:p>
+        </w:tc>
+        <w:tc>
+          <w:tcPr>
+            <w:tcW w:w="2336" w:type="dxa"/>
+          </w:tcPr>
+          <w:p>
+            <w:r>
+              <w:t>4381,13</w:t>
+            </w:r>
+          </w:p>
+        </w:tc>
+        <w:tc>
+          <w:tcPr>
+            <w:tcW w:w="2337" w:type="dxa"/>
+          </w:tcPr>
+          <w:p>
+            <w:r>
+              <w:t>2</w:t>
+            </w:r>
+          </w:p>
+        </w:tc>
+      </w:tr>
+      <w:tr>
+        <w:tc>
+          <w:tcPr>
+            <w:tcW w:w="2336" w:type="dxa"/>
+          </w:tcPr>
+          <w:p>
+            <w:pPr>
+              <w:rPr>
+                <w:lang w:val="en-US"/>
+              </w:rPr>
+            </w:pPr>
+            <w:r>
+              <w:rPr>
+                <w:lang w:val="en-US"/>
+              </w:rPr>
+              <w:t>0.35</w:t>
+            </w:r>
+          </w:p>
+        </w:tc>
+        <w:tc>
+          <w:tcPr>
+            <w:tcW w:w="2336" w:type="dxa"/>
+          </w:tcPr>
+          <w:p>
+            <w:pPr>
+              <w:rPr>
+                <w:lang w:val="en-US"/>
+              </w:rPr>
+            </w:pPr>
+            <w:r>
+              <w:rPr>
+                <w:lang w:val="en-US"/>
+              </w:rPr>
+              <w:t>0.05</w:t>
+            </w:r>
+          </w:p>
+        </w:tc>
+        <w:tc>
+          <w:tcPr>
+            <w:tcW w:w="2336" w:type="dxa"/>
+          </w:tcPr>
+          <w:p>
+            <w:r>
+              <w:t>4408,70</w:t>
+            </w:r>
+          </w:p>
+        </w:tc>
+        <w:tc>
+          <w:tcPr>
+            <w:tcW w:w="2337" w:type="dxa"/>
+          </w:tcPr>
+          <w:p>
+            <w:r>
+              <w:t>0</w:t>
+            </w:r>
+          </w:p>
+        </w:tc>
+      </w:tr>
+    </w:tbl>
+    <w:p/>
+    <w:p>
+      <w:pPr>
+        <w:keepNext/>
+      </w:pPr>
+      <w:r>
+        <w:br w:type="column"/>
+      </w:r>
+      <w:r>
+        <w:rPr>
+          <w:noProof/>
+          <w:lang w:eastAsia="ru-RU"/>
+        </w:rPr>
+        <w:lastRenderedPageBreak/>
+        <w:drawing>
+          <wp:inline distT="0" distB="0" distL="0" distR="0" wp14:anchorId="379B7665" wp14:editId="6219DC54">
+            <wp:extent cx="5176520" cy="3815080"/>
+            <wp:effectExtent l="0" t="0" r="5080" b="13970"/>
+            <wp:docPr id="5" name="Диаграмма 5"/>
+            <wp:cNvGraphicFramePr/>
+            <a:graphic xmlns:a="http://schemas.openxmlformats.org/drawingml/2006/main">
+              <a:graphicData uri="http://schemas.openxmlformats.org/drawingml/2006/chart">
+                <c:chart xmlns:c="http://schemas.openxmlformats.org/drawingml/2006/chart" xmlns:r="http://schemas.openxmlformats.org/officeDocument/2006/relationships" r:id="rId6"/>
+              </a:graphicData>
+            </a:graphic>
+          </wp:inline>
+        </w:drawing>
+      </w:r>
+    </w:p>
+    <w:p>
+      <w:pPr>
+        <w:keepNext/>
+      </w:pPr>
+    </w:p>
+    <w:p>
+      <w:pPr>
+        <w:keepNext/>
+      </w:pPr>
+    </w:p>
+    <w:p>
+      <w:pPr>
+        <w:keepNext/>
+      </w:pPr>
+      <w:r>
+        <w:rPr>
+          <w:noProof/>
+          <w:lang w:eastAsia="ru-RU"/>
+        </w:rPr>
+        <w:drawing>
+          <wp:inline distT="0" distB="0" distL="0" distR="0">
+            <wp:extent cx="5176520" cy="3815080"/>
+            <wp:effectExtent l="0" t="0" r="5080" b="13970"/>
+            <wp:docPr id="3" name="Диаграмма 3"/>
+            <wp:cNvGraphicFramePr/>
+            <a:graphic xmlns:a="http://schemas.openxmlformats.org/drawingml/2006/main">
+              <a:graphicData uri="http://schemas.openxmlformats.org/drawingml/2006/chart">
+                <c:chart xmlns:c="http://schemas.openxmlformats.org/drawingml/2006/chart" xmlns:r="http://schemas.openxmlformats.org/officeDocument/2006/relationships" r:id="rId7"/>
+              </a:graphicData>
+            </a:graphic>
+          </wp:inline>
+        </w:drawing>
+      </w:r>
+      <w:bookmarkStart w:id="0" w:name="_GoBack"/>
+      <w:bookmarkEnd w:id="0"/>
+    </w:p>
+    <w:p>
+      <w:pPr>
+        <w:pStyle w:val="ae"/>
+      </w:pPr>
+      <w:r>
+        <w:t xml:space="preserve">Рисунок </w:t>
+      </w:r>
+      <w:r>
+        <w:fldChar w:fldCharType="begin"/>
+      </w:r>
+      <w:r>
+        <w:instrText xml:space="preserve"> SEQ Рисунок \* ARABIC </w:instrText>
+      </w:r>
+      <w:r>
+        <w:fldChar w:fldCharType="separate"/>
+      </w:r>
+      <w:r>
+        <w:rPr>
+          <w:noProof/>
+        </w:rPr>
+        <w:t>1</w:t>
+      </w:r>
+      <w:r>
+        <w:fldChar w:fldCharType="end"/>
+      </w:r>
+      <w:r>
+        <w:t xml:space="preserve"> - </w:t>
+      </w:r>
+      <w:r>
+        <w:t>Зависимость количества правил от порога достоверности</w:t>
+      </w:r>
+    </w:p>
+    <w:p>
+      <w:r>
+        <w:t xml:space="preserve"> </w:t>
+      </w:r>
+    </w:p>
     <w:sectPr>
       <w:pgSz w:w="11906" w:h="16838"/>
       <w:pgMar w:top="1134" w:right="850" w:bottom="1134" w:left="1701" w:header="708" w:footer="708" w:gutter="0"/>
@@ -1097,7 +1561,2182 @@
       <w:lang w:eastAsia="ru-RU"/>
     </w:rPr>
   </w:style>
+  <w:style w:type="character" w:styleId="a4">
+    <w:name w:val="Hyperlink"/>
+    <w:basedOn w:val="a0"/>
+    <w:uiPriority w:val="99"/>
+    <w:unhideWhenUsed/>
+    <w:rsid w:val="009429FE"/>
+    <w:rPr>
+      <w:color w:val="0563C1" w:themeColor="hyperlink"/>
+      <w:u w:val="single"/>
+    </w:rPr>
+  </w:style>
+  <w:style w:type="paragraph" w:styleId="a5">
+    <w:name w:val="List Paragraph"/>
+    <w:basedOn w:val="a"/>
+    <w:uiPriority w:val="34"/>
+    <w:qFormat/>
+    <w:rsid w:val="009429FE"/>
+    <w:pPr>
+      <w:ind w:left="720"/>
+      <w:contextualSpacing/>
+    </w:pPr>
+  </w:style>
+  <w:style w:type="character" w:styleId="HTML">
+    <w:name w:val="HTML Code"/>
+    <w:basedOn w:val="a0"/>
+    <w:uiPriority w:val="99"/>
+    <w:semiHidden/>
+    <w:unhideWhenUsed/>
+    <w:rsid w:val="009429FE"/>
+    <w:rPr>
+      <w:rFonts w:ascii="Courier New" w:eastAsia="Times New Roman" w:hAnsi="Courier New" w:cs="Courier New"/>
+      <w:sz w:val="20"/>
+      <w:szCs w:val="20"/>
+    </w:rPr>
+  </w:style>
+  <w:style w:type="table" w:styleId="a6">
+    <w:name w:val="Table Grid"/>
+    <w:basedOn w:val="a1"/>
+    <w:uiPriority w:val="39"/>
+    <w:rsid w:val="00AE6C32"/>
+    <w:pPr>
+      <w:spacing w:after="0" w:line="240" w:lineRule="auto"/>
+    </w:pPr>
+    <w:tblPr>
+      <w:tblBorders>
+        <w:top w:val="single" w:sz="4" w:space="0" w:color="auto"/>
+        <w:left w:val="single" w:sz="4" w:space="0" w:color="auto"/>
+        <w:bottom w:val="single" w:sz="4" w:space="0" w:color="auto"/>
+        <w:right w:val="single" w:sz="4" w:space="0" w:color="auto"/>
+        <w:insideH w:val="single" w:sz="4" w:space="0" w:color="auto"/>
+        <w:insideV w:val="single" w:sz="4" w:space="0" w:color="auto"/>
+      </w:tblBorders>
+    </w:tblPr>
+  </w:style>
+  <w:style w:type="character" w:styleId="a7">
+    <w:name w:val="annotation reference"/>
+    <w:basedOn w:val="a0"/>
+    <w:uiPriority w:val="99"/>
+    <w:semiHidden/>
+    <w:unhideWhenUsed/>
+    <w:rsid w:val="00A318E9"/>
+    <w:rPr>
+      <w:sz w:val="16"/>
+      <w:szCs w:val="16"/>
+    </w:rPr>
+  </w:style>
+  <w:style w:type="paragraph" w:styleId="a8">
+    <w:name w:val="annotation text"/>
+    <w:basedOn w:val="a"/>
+    <w:link w:val="a9"/>
+    <w:uiPriority w:val="99"/>
+    <w:semiHidden/>
+    <w:unhideWhenUsed/>
+    <w:rsid w:val="00A318E9"/>
+    <w:pPr>
+      <w:spacing w:line="240" w:lineRule="auto"/>
+    </w:pPr>
+    <w:rPr>
+      <w:sz w:val="20"/>
+      <w:szCs w:val="20"/>
+    </w:rPr>
+  </w:style>
+  <w:style w:type="character" w:customStyle="1" w:styleId="a9">
+    <w:name w:val="Текст примечания Знак"/>
+    <w:basedOn w:val="a0"/>
+    <w:link w:val="a8"/>
+    <w:uiPriority w:val="99"/>
+    <w:semiHidden/>
+    <w:rsid w:val="00A318E9"/>
+    <w:rPr>
+      <w:sz w:val="20"/>
+      <w:szCs w:val="20"/>
+    </w:rPr>
+  </w:style>
+  <w:style w:type="paragraph" w:styleId="aa">
+    <w:name w:val="annotation subject"/>
+    <w:basedOn w:val="a8"/>
+    <w:next w:val="a8"/>
+    <w:link w:val="ab"/>
+    <w:uiPriority w:val="99"/>
+    <w:semiHidden/>
+    <w:unhideWhenUsed/>
+    <w:rsid w:val="00A318E9"/>
+    <w:rPr>
+      <w:b/>
+      <w:bCs/>
+    </w:rPr>
+  </w:style>
+  <w:style w:type="character" w:customStyle="1" w:styleId="ab">
+    <w:name w:val="Тема примечания Знак"/>
+    <w:basedOn w:val="a9"/>
+    <w:link w:val="aa"/>
+    <w:uiPriority w:val="99"/>
+    <w:semiHidden/>
+    <w:rsid w:val="00A318E9"/>
+    <w:rPr>
+      <w:b/>
+      <w:bCs/>
+      <w:sz w:val="20"/>
+      <w:szCs w:val="20"/>
+    </w:rPr>
+  </w:style>
+  <w:style w:type="paragraph" w:styleId="ac">
+    <w:name w:val="Balloon Text"/>
+    <w:basedOn w:val="a"/>
+    <w:link w:val="ad"/>
+    <w:uiPriority w:val="99"/>
+    <w:semiHidden/>
+    <w:unhideWhenUsed/>
+    <w:rsid w:val="00A318E9"/>
+    <w:pPr>
+      <w:spacing w:after="0" w:line="240" w:lineRule="auto"/>
+    </w:pPr>
+    <w:rPr>
+      <w:rFonts w:ascii="Segoe UI" w:hAnsi="Segoe UI" w:cs="Segoe UI"/>
+      <w:sz w:val="18"/>
+      <w:szCs w:val="18"/>
+    </w:rPr>
+  </w:style>
+  <w:style w:type="character" w:customStyle="1" w:styleId="ad">
+    <w:name w:val="Текст выноски Знак"/>
+    <w:basedOn w:val="a0"/>
+    <w:link w:val="ac"/>
+    <w:uiPriority w:val="99"/>
+    <w:semiHidden/>
+    <w:rsid w:val="00A318E9"/>
+    <w:rPr>
+      <w:rFonts w:ascii="Segoe UI" w:hAnsi="Segoe UI" w:cs="Segoe UI"/>
+      <w:sz w:val="18"/>
+      <w:szCs w:val="18"/>
+    </w:rPr>
+  </w:style>
+  <w:style w:type="paragraph" w:styleId="ae">
+    <w:name w:val="caption"/>
+    <w:basedOn w:val="a"/>
+    <w:next w:val="a"/>
+    <w:uiPriority w:val="35"/>
+    <w:semiHidden/>
+    <w:unhideWhenUsed/>
+    <w:qFormat/>
+    <w:rsid w:val="002D265C"/>
+    <w:pPr>
+      <w:spacing w:after="200" w:line="240" w:lineRule="auto"/>
+    </w:pPr>
+    <w:rPr>
+      <w:i/>
+      <w:iCs/>
+      <w:color w:val="44546A" w:themeColor="text2"/>
+      <w:sz w:val="18"/>
+      <w:szCs w:val="18"/>
+    </w:rPr>
+  </w:style>
 </w:styles>
+</file>
+
+<file path=word/charts/chart1.xml><?xml version="1.0" encoding="utf-8"?>
+<c:chartSpace xmlns:c="http://schemas.openxmlformats.org/drawingml/2006/chart" xmlns:a="http://schemas.openxmlformats.org/drawingml/2006/main" xmlns:r="http://schemas.openxmlformats.org/officeDocument/2006/relationships" xmlns:c16r2="http://schemas.microsoft.com/office/drawing/2015/06/chart">
+  <c:date1904 val="0"/>
+  <c:lang val="ru-RU"/>
+  <c:roundedCorners val="0"/>
+  <mc:AlternateContent xmlns:mc="http://schemas.openxmlformats.org/markup-compatibility/2006">
+    <mc:Choice xmlns:c14="http://schemas.microsoft.com/office/drawing/2007/8/2/chart" Requires="c14">
+      <c14:style val="102"/>
+    </mc:Choice>
+    <mc:Fallback>
+      <c:style val="2"/>
+    </mc:Fallback>
+  </mc:AlternateContent>
+  <c:chart>
+    <c:title>
+      <c:overlay val="0"/>
+      <c:spPr>
+        <a:noFill/>
+        <a:ln>
+          <a:noFill/>
+        </a:ln>
+        <a:effectLst/>
+      </c:spPr>
+      <c:txPr>
+        <a:bodyPr rot="0" spcFirstLastPara="1" vertOverflow="ellipsis" vert="horz" wrap="square" anchor="ctr" anchorCtr="1"/>
+        <a:lstStyle/>
+        <a:p>
+          <a:pPr>
+            <a:defRPr sz="1400" b="0" i="0" u="none" strike="noStrike" kern="1200" spc="0" baseline="0">
+              <a:solidFill>
+                <a:schemeClr val="tx1">
+                  <a:lumMod val="65000"/>
+                  <a:lumOff val="35000"/>
+                </a:schemeClr>
+              </a:solidFill>
+              <a:latin typeface="+mn-lt"/>
+              <a:ea typeface="+mn-ea"/>
+              <a:cs typeface="+mn-cs"/>
+            </a:defRPr>
+          </a:pPr>
+          <a:endParaRPr lang="ru-RU"/>
+        </a:p>
+      </c:txPr>
+    </c:title>
+    <c:autoTitleDeleted val="0"/>
+    <c:plotArea>
+      <c:layout>
+        <c:manualLayout>
+          <c:layoutTarget val="inner"/>
+          <c:xMode val="edge"/>
+          <c:yMode val="edge"/>
+          <c:x val="0.13304461942257217"/>
+          <c:y val="0.14718253968253969"/>
+          <c:w val="0.83551343373540521"/>
+          <c:h val="0.66998656417947755"/>
+        </c:manualLayout>
+      </c:layout>
+      <c:lineChart>
+        <c:grouping val="standard"/>
+        <c:varyColors val="0"/>
+        <c:ser>
+          <c:idx val="0"/>
+          <c:order val="0"/>
+          <c:tx>
+            <c:strRef>
+              <c:f>Лист1!$B$1</c:f>
+              <c:strCache>
+                <c:ptCount val="1"/>
+                <c:pt idx="0">
+                  <c:v>Время, мс</c:v>
+                </c:pt>
+              </c:strCache>
+            </c:strRef>
+          </c:tx>
+          <c:spPr>
+            <a:ln w="28575" cap="rnd">
+              <a:solidFill>
+                <a:schemeClr val="accent1"/>
+              </a:solidFill>
+              <a:round/>
+            </a:ln>
+            <a:effectLst/>
+          </c:spPr>
+          <c:marker>
+            <c:symbol val="circle"/>
+            <c:size val="5"/>
+            <c:spPr>
+              <a:solidFill>
+                <a:schemeClr val="accent1"/>
+              </a:solidFill>
+              <a:ln w="9525">
+                <a:solidFill>
+                  <a:schemeClr val="accent1"/>
+                </a:solidFill>
+              </a:ln>
+              <a:effectLst/>
+            </c:spPr>
+          </c:marker>
+          <c:cat>
+            <c:numRef>
+              <c:f>Лист1!$A$2:$A$6</c:f>
+              <c:numCache>
+                <c:formatCode>General</c:formatCode>
+                <c:ptCount val="5"/>
+                <c:pt idx="0">
+                  <c:v>10</c:v>
+                </c:pt>
+                <c:pt idx="1">
+                  <c:v>20</c:v>
+                </c:pt>
+                <c:pt idx="2">
+                  <c:v>25</c:v>
+                </c:pt>
+                <c:pt idx="3">
+                  <c:v>30</c:v>
+                </c:pt>
+                <c:pt idx="4">
+                  <c:v>35</c:v>
+                </c:pt>
+              </c:numCache>
+            </c:numRef>
+          </c:cat>
+          <c:val>
+            <c:numRef>
+              <c:f>Лист1!$B$2:$B$6</c:f>
+              <c:numCache>
+                <c:formatCode>General</c:formatCode>
+                <c:ptCount val="5"/>
+                <c:pt idx="0">
+                  <c:v>4663.3100000000004</c:v>
+                </c:pt>
+                <c:pt idx="1">
+                  <c:v>4509.7299999999996</c:v>
+                </c:pt>
+                <c:pt idx="2">
+                  <c:v>4409.87</c:v>
+                </c:pt>
+                <c:pt idx="3">
+                  <c:v>4381.13</c:v>
+                </c:pt>
+                <c:pt idx="4">
+                  <c:v>4408.7</c:v>
+                </c:pt>
+              </c:numCache>
+            </c:numRef>
+          </c:val>
+          <c:smooth val="0"/>
+          <c:extLst>
+            <c:ext xmlns:c16="http://schemas.microsoft.com/office/drawing/2014/chart" uri="{C3380CC4-5D6E-409C-BE32-E72D297353CC}">
+              <c16:uniqueId val="{00000000-C0AC-46DA-95B2-24A260B9E49C}"/>
+            </c:ext>
+          </c:extLst>
+        </c:ser>
+        <c:dLbls>
+          <c:showLegendKey val="0"/>
+          <c:showVal val="0"/>
+          <c:showCatName val="0"/>
+          <c:showSerName val="0"/>
+          <c:showPercent val="0"/>
+          <c:showBubbleSize val="0"/>
+        </c:dLbls>
+        <c:marker val="1"/>
+        <c:smooth val="0"/>
+        <c:axId val="539534272"/>
+        <c:axId val="539534600"/>
+      </c:lineChart>
+      <c:catAx>
+        <c:axId val="539534272"/>
+        <c:scaling>
+          <c:orientation val="minMax"/>
+        </c:scaling>
+        <c:delete val="0"/>
+        <c:axPos val="b"/>
+        <c:title>
+          <c:tx>
+            <c:rich>
+              <a:bodyPr rot="0" spcFirstLastPara="1" vertOverflow="ellipsis" vert="horz" wrap="square" anchor="ctr" anchorCtr="1"/>
+              <a:lstStyle/>
+              <a:p>
+                <a:pPr>
+                  <a:defRPr sz="1000" b="0" i="0" u="none" strike="noStrike" kern="1200" baseline="0">
+                    <a:solidFill>
+                      <a:schemeClr val="tx1">
+                        <a:lumMod val="65000"/>
+                        <a:lumOff val="35000"/>
+                      </a:schemeClr>
+                    </a:solidFill>
+                    <a:latin typeface="+mn-lt"/>
+                    <a:ea typeface="+mn-ea"/>
+                    <a:cs typeface="+mn-cs"/>
+                  </a:defRPr>
+                </a:pPr>
+                <a:r>
+                  <a:rPr lang="ru-RU" sz="1000" b="0" i="0" u="none" strike="noStrike" baseline="0"/>
+                  <a:t>Порог достоверности, %</a:t>
+                </a:r>
+                <a:endParaRPr lang="ru-RU"/>
+              </a:p>
+            </c:rich>
+          </c:tx>
+          <c:overlay val="0"/>
+          <c:spPr>
+            <a:noFill/>
+            <a:ln>
+              <a:noFill/>
+            </a:ln>
+            <a:effectLst/>
+          </c:spPr>
+          <c:txPr>
+            <a:bodyPr rot="0" spcFirstLastPara="1" vertOverflow="ellipsis" vert="horz" wrap="square" anchor="ctr" anchorCtr="1"/>
+            <a:lstStyle/>
+            <a:p>
+              <a:pPr>
+                <a:defRPr sz="1000" b="0" i="0" u="none" strike="noStrike" kern="1200" baseline="0">
+                  <a:solidFill>
+                    <a:schemeClr val="tx1">
+                      <a:lumMod val="65000"/>
+                      <a:lumOff val="35000"/>
+                    </a:schemeClr>
+                  </a:solidFill>
+                  <a:latin typeface="+mn-lt"/>
+                  <a:ea typeface="+mn-ea"/>
+                  <a:cs typeface="+mn-cs"/>
+                </a:defRPr>
+              </a:pPr>
+              <a:endParaRPr lang="ru-RU"/>
+            </a:p>
+          </c:txPr>
+        </c:title>
+        <c:numFmt formatCode="General" sourceLinked="1"/>
+        <c:majorTickMark val="none"/>
+        <c:minorTickMark val="none"/>
+        <c:tickLblPos val="nextTo"/>
+        <c:spPr>
+          <a:noFill/>
+          <a:ln w="9525" cap="flat" cmpd="sng" algn="ctr">
+            <a:solidFill>
+              <a:schemeClr val="tx1">
+                <a:lumMod val="15000"/>
+                <a:lumOff val="85000"/>
+              </a:schemeClr>
+            </a:solidFill>
+            <a:round/>
+          </a:ln>
+          <a:effectLst/>
+        </c:spPr>
+        <c:txPr>
+          <a:bodyPr rot="-60000000" spcFirstLastPara="1" vertOverflow="ellipsis" vert="horz" wrap="square" anchor="ctr" anchorCtr="1"/>
+          <a:lstStyle/>
+          <a:p>
+            <a:pPr>
+              <a:defRPr sz="900" b="0" i="0" u="none" strike="noStrike" kern="1200" baseline="0">
+                <a:solidFill>
+                  <a:schemeClr val="tx1">
+                    <a:lumMod val="65000"/>
+                    <a:lumOff val="35000"/>
+                  </a:schemeClr>
+                </a:solidFill>
+                <a:latin typeface="+mn-lt"/>
+                <a:ea typeface="+mn-ea"/>
+                <a:cs typeface="+mn-cs"/>
+              </a:defRPr>
+            </a:pPr>
+            <a:endParaRPr lang="ru-RU"/>
+          </a:p>
+        </c:txPr>
+        <c:crossAx val="539534600"/>
+        <c:crosses val="autoZero"/>
+        <c:auto val="1"/>
+        <c:lblAlgn val="ctr"/>
+        <c:lblOffset val="100"/>
+        <c:noMultiLvlLbl val="0"/>
+      </c:catAx>
+      <c:valAx>
+        <c:axId val="539534600"/>
+        <c:scaling>
+          <c:orientation val="minMax"/>
+        </c:scaling>
+        <c:delete val="0"/>
+        <c:axPos val="l"/>
+        <c:majorGridlines>
+          <c:spPr>
+            <a:ln w="9525" cap="flat" cmpd="sng" algn="ctr">
+              <a:solidFill>
+                <a:schemeClr val="tx1">
+                  <a:lumMod val="15000"/>
+                  <a:lumOff val="85000"/>
+                </a:schemeClr>
+              </a:solidFill>
+              <a:round/>
+            </a:ln>
+            <a:effectLst/>
+          </c:spPr>
+        </c:majorGridlines>
+        <c:title>
+          <c:tx>
+            <c:rich>
+              <a:bodyPr rot="-5400000" spcFirstLastPara="1" vertOverflow="ellipsis" vert="horz" wrap="square" anchor="ctr" anchorCtr="1"/>
+              <a:lstStyle/>
+              <a:p>
+                <a:pPr>
+                  <a:defRPr sz="1000" b="0" i="0" u="none" strike="noStrike" kern="1200" baseline="0">
+                    <a:solidFill>
+                      <a:schemeClr val="tx1">
+                        <a:lumMod val="65000"/>
+                        <a:lumOff val="35000"/>
+                      </a:schemeClr>
+                    </a:solidFill>
+                    <a:latin typeface="+mn-lt"/>
+                    <a:ea typeface="+mn-ea"/>
+                    <a:cs typeface="+mn-cs"/>
+                  </a:defRPr>
+                </a:pPr>
+                <a:r>
+                  <a:rPr lang="ru-RU" sz="1000" b="0" i="0" u="none" strike="noStrike" baseline="0"/>
+                  <a:t>Время, мс</a:t>
+                </a:r>
+                <a:endParaRPr lang="ru-RU"/>
+              </a:p>
+            </c:rich>
+          </c:tx>
+          <c:overlay val="0"/>
+          <c:spPr>
+            <a:noFill/>
+            <a:ln>
+              <a:noFill/>
+            </a:ln>
+            <a:effectLst/>
+          </c:spPr>
+          <c:txPr>
+            <a:bodyPr rot="-5400000" spcFirstLastPara="1" vertOverflow="ellipsis" vert="horz" wrap="square" anchor="ctr" anchorCtr="1"/>
+            <a:lstStyle/>
+            <a:p>
+              <a:pPr>
+                <a:defRPr sz="1000" b="0" i="0" u="none" strike="noStrike" kern="1200" baseline="0">
+                  <a:solidFill>
+                    <a:schemeClr val="tx1">
+                      <a:lumMod val="65000"/>
+                      <a:lumOff val="35000"/>
+                    </a:schemeClr>
+                  </a:solidFill>
+                  <a:latin typeface="+mn-lt"/>
+                  <a:ea typeface="+mn-ea"/>
+                  <a:cs typeface="+mn-cs"/>
+                </a:defRPr>
+              </a:pPr>
+              <a:endParaRPr lang="ru-RU"/>
+            </a:p>
+          </c:txPr>
+        </c:title>
+        <c:numFmt formatCode="General" sourceLinked="1"/>
+        <c:majorTickMark val="none"/>
+        <c:minorTickMark val="none"/>
+        <c:tickLblPos val="nextTo"/>
+        <c:spPr>
+          <a:noFill/>
+          <a:ln>
+            <a:noFill/>
+          </a:ln>
+          <a:effectLst/>
+        </c:spPr>
+        <c:txPr>
+          <a:bodyPr rot="-60000000" spcFirstLastPara="1" vertOverflow="ellipsis" vert="horz" wrap="square" anchor="ctr" anchorCtr="1"/>
+          <a:lstStyle/>
+          <a:p>
+            <a:pPr>
+              <a:defRPr sz="900" b="0" i="0" u="none" strike="noStrike" kern="1200" baseline="0">
+                <a:solidFill>
+                  <a:schemeClr val="tx1">
+                    <a:lumMod val="65000"/>
+                    <a:lumOff val="35000"/>
+                  </a:schemeClr>
+                </a:solidFill>
+                <a:latin typeface="+mn-lt"/>
+                <a:ea typeface="+mn-ea"/>
+                <a:cs typeface="+mn-cs"/>
+              </a:defRPr>
+            </a:pPr>
+            <a:endParaRPr lang="ru-RU"/>
+          </a:p>
+        </c:txPr>
+        <c:crossAx val="539534272"/>
+        <c:crosses val="autoZero"/>
+        <c:crossBetween val="between"/>
+      </c:valAx>
+      <c:spPr>
+        <a:noFill/>
+        <a:ln>
+          <a:noFill/>
+        </a:ln>
+        <a:effectLst/>
+      </c:spPr>
+    </c:plotArea>
+    <c:legend>
+      <c:legendPos val="b"/>
+      <c:overlay val="0"/>
+      <c:spPr>
+        <a:noFill/>
+        <a:ln>
+          <a:noFill/>
+        </a:ln>
+        <a:effectLst/>
+      </c:spPr>
+      <c:txPr>
+        <a:bodyPr rot="0" spcFirstLastPara="1" vertOverflow="ellipsis" vert="horz" wrap="square" anchor="ctr" anchorCtr="1"/>
+        <a:lstStyle/>
+        <a:p>
+          <a:pPr>
+            <a:defRPr sz="900" b="0" i="0" u="none" strike="noStrike" kern="1200" baseline="0">
+              <a:solidFill>
+                <a:schemeClr val="tx1">
+                  <a:lumMod val="65000"/>
+                  <a:lumOff val="35000"/>
+                </a:schemeClr>
+              </a:solidFill>
+              <a:latin typeface="+mn-lt"/>
+              <a:ea typeface="+mn-ea"/>
+              <a:cs typeface="+mn-cs"/>
+            </a:defRPr>
+          </a:pPr>
+          <a:endParaRPr lang="ru-RU"/>
+        </a:p>
+      </c:txPr>
+    </c:legend>
+    <c:plotVisOnly val="1"/>
+    <c:dispBlanksAs val="gap"/>
+    <c:showDLblsOverMax val="0"/>
+  </c:chart>
+  <c:spPr>
+    <a:solidFill>
+      <a:schemeClr val="bg1"/>
+    </a:solidFill>
+    <a:ln w="9525" cap="flat" cmpd="sng" algn="ctr">
+      <a:solidFill>
+        <a:schemeClr val="tx1">
+          <a:lumMod val="15000"/>
+          <a:lumOff val="85000"/>
+        </a:schemeClr>
+      </a:solidFill>
+      <a:round/>
+    </a:ln>
+    <a:effectLst/>
+  </c:spPr>
+  <c:txPr>
+    <a:bodyPr/>
+    <a:lstStyle/>
+    <a:p>
+      <a:pPr>
+        <a:defRPr/>
+      </a:pPr>
+      <a:endParaRPr lang="ru-RU"/>
+    </a:p>
+  </c:txPr>
+  <c:externalData r:id="rId3">
+    <c:autoUpdate val="0"/>
+  </c:externalData>
+</c:chartSpace>
+</file>
+
+<file path=word/charts/chart2.xml><?xml version="1.0" encoding="utf-8"?>
+<c:chartSpace xmlns:c="http://schemas.openxmlformats.org/drawingml/2006/chart" xmlns:a="http://schemas.openxmlformats.org/drawingml/2006/main" xmlns:r="http://schemas.openxmlformats.org/officeDocument/2006/relationships" xmlns:c16r2="http://schemas.microsoft.com/office/drawing/2015/06/chart">
+  <c:date1904 val="0"/>
+  <c:lang val="ru-RU"/>
+  <c:roundedCorners val="0"/>
+  <mc:AlternateContent xmlns:mc="http://schemas.openxmlformats.org/markup-compatibility/2006">
+    <mc:Choice xmlns:c14="http://schemas.microsoft.com/office/drawing/2007/8/2/chart" Requires="c14">
+      <c14:style val="102"/>
+    </mc:Choice>
+    <mc:Fallback>
+      <c:style val="2"/>
+    </mc:Fallback>
+  </mc:AlternateContent>
+  <c:chart>
+    <c:title>
+      <c:overlay val="0"/>
+      <c:spPr>
+        <a:noFill/>
+        <a:ln>
+          <a:noFill/>
+        </a:ln>
+        <a:effectLst/>
+      </c:spPr>
+      <c:txPr>
+        <a:bodyPr rot="0" spcFirstLastPara="1" vertOverflow="ellipsis" vert="horz" wrap="square" anchor="ctr" anchorCtr="1"/>
+        <a:lstStyle/>
+        <a:p>
+          <a:pPr>
+            <a:defRPr sz="1400" b="0" i="0" u="none" strike="noStrike" kern="1200" spc="0" baseline="0">
+              <a:solidFill>
+                <a:schemeClr val="tx1">
+                  <a:lumMod val="65000"/>
+                  <a:lumOff val="35000"/>
+                </a:schemeClr>
+              </a:solidFill>
+              <a:latin typeface="+mn-lt"/>
+              <a:ea typeface="+mn-ea"/>
+              <a:cs typeface="+mn-cs"/>
+            </a:defRPr>
+          </a:pPr>
+          <a:endParaRPr lang="ru-RU"/>
+        </a:p>
+      </c:txPr>
+    </c:title>
+    <c:autoTitleDeleted val="0"/>
+    <c:plotArea>
+      <c:layout>
+        <c:manualLayout>
+          <c:layoutTarget val="inner"/>
+          <c:xMode val="edge"/>
+          <c:yMode val="edge"/>
+          <c:x val="0.13304461942257217"/>
+          <c:y val="0.14718253968253969"/>
+          <c:w val="0.83551343373540521"/>
+          <c:h val="0.66998656417947755"/>
+        </c:manualLayout>
+      </c:layout>
+      <c:lineChart>
+        <c:grouping val="standard"/>
+        <c:varyColors val="0"/>
+        <c:ser>
+          <c:idx val="0"/>
+          <c:order val="0"/>
+          <c:tx>
+            <c:strRef>
+              <c:f>Лист1!$B$1</c:f>
+              <c:strCache>
+                <c:ptCount val="1"/>
+                <c:pt idx="0">
+                  <c:v>Количество Правил</c:v>
+                </c:pt>
+              </c:strCache>
+            </c:strRef>
+          </c:tx>
+          <c:spPr>
+            <a:ln w="28575" cap="rnd">
+              <a:solidFill>
+                <a:schemeClr val="accent1"/>
+              </a:solidFill>
+              <a:round/>
+            </a:ln>
+            <a:effectLst/>
+          </c:spPr>
+          <c:marker>
+            <c:symbol val="circle"/>
+            <c:size val="5"/>
+            <c:spPr>
+              <a:solidFill>
+                <a:schemeClr val="accent1"/>
+              </a:solidFill>
+              <a:ln w="9525">
+                <a:solidFill>
+                  <a:schemeClr val="accent1"/>
+                </a:solidFill>
+              </a:ln>
+              <a:effectLst/>
+            </c:spPr>
+          </c:marker>
+          <c:cat>
+            <c:numRef>
+              <c:f>Лист1!$A$2:$A$6</c:f>
+              <c:numCache>
+                <c:formatCode>General</c:formatCode>
+                <c:ptCount val="5"/>
+                <c:pt idx="0">
+                  <c:v>10</c:v>
+                </c:pt>
+                <c:pt idx="1">
+                  <c:v>20</c:v>
+                </c:pt>
+                <c:pt idx="2">
+                  <c:v>25</c:v>
+                </c:pt>
+                <c:pt idx="3">
+                  <c:v>30</c:v>
+                </c:pt>
+                <c:pt idx="4">
+                  <c:v>35</c:v>
+                </c:pt>
+              </c:numCache>
+            </c:numRef>
+          </c:cat>
+          <c:val>
+            <c:numRef>
+              <c:f>Лист1!$B$2:$B$6</c:f>
+              <c:numCache>
+                <c:formatCode>General</c:formatCode>
+                <c:ptCount val="5"/>
+                <c:pt idx="0">
+                  <c:v>6</c:v>
+                </c:pt>
+                <c:pt idx="1">
+                  <c:v>6</c:v>
+                </c:pt>
+                <c:pt idx="2">
+                  <c:v>4</c:v>
+                </c:pt>
+                <c:pt idx="3">
+                  <c:v>2</c:v>
+                </c:pt>
+                <c:pt idx="4">
+                  <c:v>0</c:v>
+                </c:pt>
+              </c:numCache>
+            </c:numRef>
+          </c:val>
+          <c:smooth val="0"/>
+          <c:extLst>
+            <c:ext xmlns:c16="http://schemas.microsoft.com/office/drawing/2014/chart" uri="{C3380CC4-5D6E-409C-BE32-E72D297353CC}">
+              <c16:uniqueId val="{00000000-C0AC-46DA-95B2-24A260B9E49C}"/>
+            </c:ext>
+          </c:extLst>
+        </c:ser>
+        <c:dLbls>
+          <c:showLegendKey val="0"/>
+          <c:showVal val="0"/>
+          <c:showCatName val="0"/>
+          <c:showSerName val="0"/>
+          <c:showPercent val="0"/>
+          <c:showBubbleSize val="0"/>
+        </c:dLbls>
+        <c:marker val="1"/>
+        <c:smooth val="0"/>
+        <c:axId val="539534272"/>
+        <c:axId val="539534600"/>
+      </c:lineChart>
+      <c:catAx>
+        <c:axId val="539534272"/>
+        <c:scaling>
+          <c:orientation val="minMax"/>
+        </c:scaling>
+        <c:delete val="0"/>
+        <c:axPos val="b"/>
+        <c:title>
+          <c:tx>
+            <c:rich>
+              <a:bodyPr rot="0" spcFirstLastPara="1" vertOverflow="ellipsis" vert="horz" wrap="square" anchor="ctr" anchorCtr="1"/>
+              <a:lstStyle/>
+              <a:p>
+                <a:pPr>
+                  <a:defRPr sz="1000" b="0" i="0" u="none" strike="noStrike" kern="1200" baseline="0">
+                    <a:solidFill>
+                      <a:schemeClr val="tx1">
+                        <a:lumMod val="65000"/>
+                        <a:lumOff val="35000"/>
+                      </a:schemeClr>
+                    </a:solidFill>
+                    <a:latin typeface="+mn-lt"/>
+                    <a:ea typeface="+mn-ea"/>
+                    <a:cs typeface="+mn-cs"/>
+                  </a:defRPr>
+                </a:pPr>
+                <a:r>
+                  <a:rPr lang="ru-RU" sz="1000" b="0" i="0" u="none" strike="noStrike" baseline="0"/>
+                  <a:t>Порог достоверности, %</a:t>
+                </a:r>
+                <a:endParaRPr lang="ru-RU"/>
+              </a:p>
+            </c:rich>
+          </c:tx>
+          <c:overlay val="0"/>
+          <c:spPr>
+            <a:noFill/>
+            <a:ln>
+              <a:noFill/>
+            </a:ln>
+            <a:effectLst/>
+          </c:spPr>
+          <c:txPr>
+            <a:bodyPr rot="0" spcFirstLastPara="1" vertOverflow="ellipsis" vert="horz" wrap="square" anchor="ctr" anchorCtr="1"/>
+            <a:lstStyle/>
+            <a:p>
+              <a:pPr>
+                <a:defRPr sz="1000" b="0" i="0" u="none" strike="noStrike" kern="1200" baseline="0">
+                  <a:solidFill>
+                    <a:schemeClr val="tx1">
+                      <a:lumMod val="65000"/>
+                      <a:lumOff val="35000"/>
+                    </a:schemeClr>
+                  </a:solidFill>
+                  <a:latin typeface="+mn-lt"/>
+                  <a:ea typeface="+mn-ea"/>
+                  <a:cs typeface="+mn-cs"/>
+                </a:defRPr>
+              </a:pPr>
+              <a:endParaRPr lang="ru-RU"/>
+            </a:p>
+          </c:txPr>
+        </c:title>
+        <c:numFmt formatCode="General" sourceLinked="1"/>
+        <c:majorTickMark val="none"/>
+        <c:minorTickMark val="none"/>
+        <c:tickLblPos val="nextTo"/>
+        <c:spPr>
+          <a:noFill/>
+          <a:ln w="9525" cap="flat" cmpd="sng" algn="ctr">
+            <a:solidFill>
+              <a:schemeClr val="tx1">
+                <a:lumMod val="15000"/>
+                <a:lumOff val="85000"/>
+              </a:schemeClr>
+            </a:solidFill>
+            <a:round/>
+          </a:ln>
+          <a:effectLst/>
+        </c:spPr>
+        <c:txPr>
+          <a:bodyPr rot="-60000000" spcFirstLastPara="1" vertOverflow="ellipsis" vert="horz" wrap="square" anchor="ctr" anchorCtr="1"/>
+          <a:lstStyle/>
+          <a:p>
+            <a:pPr>
+              <a:defRPr sz="900" b="0" i="0" u="none" strike="noStrike" kern="1200" baseline="0">
+                <a:solidFill>
+                  <a:schemeClr val="tx1">
+                    <a:lumMod val="65000"/>
+                    <a:lumOff val="35000"/>
+                  </a:schemeClr>
+                </a:solidFill>
+                <a:latin typeface="+mn-lt"/>
+                <a:ea typeface="+mn-ea"/>
+                <a:cs typeface="+mn-cs"/>
+              </a:defRPr>
+            </a:pPr>
+            <a:endParaRPr lang="ru-RU"/>
+          </a:p>
+        </c:txPr>
+        <c:crossAx val="539534600"/>
+        <c:crosses val="autoZero"/>
+        <c:auto val="1"/>
+        <c:lblAlgn val="ctr"/>
+        <c:lblOffset val="100"/>
+        <c:noMultiLvlLbl val="0"/>
+      </c:catAx>
+      <c:valAx>
+        <c:axId val="539534600"/>
+        <c:scaling>
+          <c:orientation val="minMax"/>
+        </c:scaling>
+        <c:delete val="0"/>
+        <c:axPos val="l"/>
+        <c:majorGridlines>
+          <c:spPr>
+            <a:ln w="9525" cap="flat" cmpd="sng" algn="ctr">
+              <a:solidFill>
+                <a:schemeClr val="tx1">
+                  <a:lumMod val="15000"/>
+                  <a:lumOff val="85000"/>
+                </a:schemeClr>
+              </a:solidFill>
+              <a:round/>
+            </a:ln>
+            <a:effectLst/>
+          </c:spPr>
+        </c:majorGridlines>
+        <c:title>
+          <c:tx>
+            <c:rich>
+              <a:bodyPr rot="-5400000" spcFirstLastPara="1" vertOverflow="ellipsis" vert="horz" wrap="square" anchor="ctr" anchorCtr="1"/>
+              <a:lstStyle/>
+              <a:p>
+                <a:pPr>
+                  <a:defRPr sz="1000" b="0" i="0" u="none" strike="noStrike" kern="1200" baseline="0">
+                    <a:solidFill>
+                      <a:schemeClr val="tx1">
+                        <a:lumMod val="65000"/>
+                        <a:lumOff val="35000"/>
+                      </a:schemeClr>
+                    </a:solidFill>
+                    <a:latin typeface="+mn-lt"/>
+                    <a:ea typeface="+mn-ea"/>
+                    <a:cs typeface="+mn-cs"/>
+                  </a:defRPr>
+                </a:pPr>
+                <a:r>
+                  <a:rPr lang="ru-RU" sz="1000" b="0" i="0" u="none" strike="noStrike" baseline="0"/>
+                  <a:t>Количество правил</a:t>
+                </a:r>
+              </a:p>
+            </c:rich>
+          </c:tx>
+          <c:overlay val="0"/>
+          <c:spPr>
+            <a:noFill/>
+            <a:ln>
+              <a:noFill/>
+            </a:ln>
+            <a:effectLst/>
+          </c:spPr>
+          <c:txPr>
+            <a:bodyPr rot="-5400000" spcFirstLastPara="1" vertOverflow="ellipsis" vert="horz" wrap="square" anchor="ctr" anchorCtr="1"/>
+            <a:lstStyle/>
+            <a:p>
+              <a:pPr>
+                <a:defRPr sz="1000" b="0" i="0" u="none" strike="noStrike" kern="1200" baseline="0">
+                  <a:solidFill>
+                    <a:schemeClr val="tx1">
+                      <a:lumMod val="65000"/>
+                      <a:lumOff val="35000"/>
+                    </a:schemeClr>
+                  </a:solidFill>
+                  <a:latin typeface="+mn-lt"/>
+                  <a:ea typeface="+mn-ea"/>
+                  <a:cs typeface="+mn-cs"/>
+                </a:defRPr>
+              </a:pPr>
+              <a:endParaRPr lang="ru-RU"/>
+            </a:p>
+          </c:txPr>
+        </c:title>
+        <c:numFmt formatCode="General" sourceLinked="1"/>
+        <c:majorTickMark val="none"/>
+        <c:minorTickMark val="none"/>
+        <c:tickLblPos val="nextTo"/>
+        <c:spPr>
+          <a:noFill/>
+          <a:ln>
+            <a:noFill/>
+          </a:ln>
+          <a:effectLst/>
+        </c:spPr>
+        <c:txPr>
+          <a:bodyPr rot="-60000000" spcFirstLastPara="1" vertOverflow="ellipsis" vert="horz" wrap="square" anchor="ctr" anchorCtr="1"/>
+          <a:lstStyle/>
+          <a:p>
+            <a:pPr>
+              <a:defRPr sz="900" b="0" i="0" u="none" strike="noStrike" kern="1200" baseline="0">
+                <a:solidFill>
+                  <a:schemeClr val="tx1">
+                    <a:lumMod val="65000"/>
+                    <a:lumOff val="35000"/>
+                  </a:schemeClr>
+                </a:solidFill>
+                <a:latin typeface="+mn-lt"/>
+                <a:ea typeface="+mn-ea"/>
+                <a:cs typeface="+mn-cs"/>
+              </a:defRPr>
+            </a:pPr>
+            <a:endParaRPr lang="ru-RU"/>
+          </a:p>
+        </c:txPr>
+        <c:crossAx val="539534272"/>
+        <c:crosses val="autoZero"/>
+        <c:crossBetween val="between"/>
+      </c:valAx>
+      <c:spPr>
+        <a:noFill/>
+        <a:ln>
+          <a:noFill/>
+        </a:ln>
+        <a:effectLst/>
+      </c:spPr>
+    </c:plotArea>
+    <c:legend>
+      <c:legendPos val="b"/>
+      <c:overlay val="0"/>
+      <c:spPr>
+        <a:noFill/>
+        <a:ln>
+          <a:noFill/>
+        </a:ln>
+        <a:effectLst/>
+      </c:spPr>
+      <c:txPr>
+        <a:bodyPr rot="0" spcFirstLastPara="1" vertOverflow="ellipsis" vert="horz" wrap="square" anchor="ctr" anchorCtr="1"/>
+        <a:lstStyle/>
+        <a:p>
+          <a:pPr>
+            <a:defRPr sz="900" b="0" i="0" u="none" strike="noStrike" kern="1200" baseline="0">
+              <a:solidFill>
+                <a:schemeClr val="tx1">
+                  <a:lumMod val="65000"/>
+                  <a:lumOff val="35000"/>
+                </a:schemeClr>
+              </a:solidFill>
+              <a:latin typeface="+mn-lt"/>
+              <a:ea typeface="+mn-ea"/>
+              <a:cs typeface="+mn-cs"/>
+            </a:defRPr>
+          </a:pPr>
+          <a:endParaRPr lang="ru-RU"/>
+        </a:p>
+      </c:txPr>
+    </c:legend>
+    <c:plotVisOnly val="1"/>
+    <c:dispBlanksAs val="gap"/>
+    <c:showDLblsOverMax val="0"/>
+  </c:chart>
+  <c:spPr>
+    <a:solidFill>
+      <a:schemeClr val="bg1"/>
+    </a:solidFill>
+    <a:ln w="9525" cap="flat" cmpd="sng" algn="ctr">
+      <a:solidFill>
+        <a:schemeClr val="tx1">
+          <a:lumMod val="15000"/>
+          <a:lumOff val="85000"/>
+        </a:schemeClr>
+      </a:solidFill>
+      <a:round/>
+    </a:ln>
+    <a:effectLst/>
+  </c:spPr>
+  <c:txPr>
+    <a:bodyPr/>
+    <a:lstStyle/>
+    <a:p>
+      <a:pPr>
+        <a:defRPr/>
+      </a:pPr>
+      <a:endParaRPr lang="ru-RU"/>
+    </a:p>
+  </c:txPr>
+  <c:externalData r:id="rId3">
+    <c:autoUpdate val="0"/>
+  </c:externalData>
+</c:chartSpace>
+</file>
+
+<file path=word/charts/colors1.xml><?xml version="1.0" encoding="utf-8"?>
+<cs:colorStyle xmlns:cs="http://schemas.microsoft.com/office/drawing/2012/chartStyle" xmlns:a="http://schemas.openxmlformats.org/drawingml/2006/main" meth="cycle" id="10">
+  <a:schemeClr val="accent1"/>
+  <a:schemeClr val="accent2"/>
+  <a:schemeClr val="accent3"/>
+  <a:schemeClr val="accent4"/>
+  <a:schemeClr val="accent5"/>
+  <a:schemeClr val="accent6"/>
+  <cs:variation/>
+  <cs:variation>
+    <a:lumMod val="60000"/>
+  </cs:variation>
+  <cs:variation>
+    <a:lumMod val="80000"/>
+    <a:lumOff val="20000"/>
+  </cs:variation>
+  <cs:variation>
+    <a:lumMod val="80000"/>
+  </cs:variation>
+  <cs:variation>
+    <a:lumMod val="60000"/>
+    <a:lumOff val="40000"/>
+  </cs:variation>
+  <cs:variation>
+    <a:lumMod val="50000"/>
+  </cs:variation>
+  <cs:variation>
+    <a:lumMod val="70000"/>
+    <a:lumOff val="30000"/>
+  </cs:variation>
+  <cs:variation>
+    <a:lumMod val="70000"/>
+  </cs:variation>
+  <cs:variation>
+    <a:lumMod val="50000"/>
+    <a:lumOff val="50000"/>
+  </cs:variation>
+</cs:colorStyle>
+</file>
+
+<file path=word/charts/colors2.xml><?xml version="1.0" encoding="utf-8"?>
+<cs:colorStyle xmlns:cs="http://schemas.microsoft.com/office/drawing/2012/chartStyle" xmlns:a="http://schemas.openxmlformats.org/drawingml/2006/main" meth="cycle" id="10">
+  <a:schemeClr val="accent1"/>
+  <a:schemeClr val="accent2"/>
+  <a:schemeClr val="accent3"/>
+  <a:schemeClr val="accent4"/>
+  <a:schemeClr val="accent5"/>
+  <a:schemeClr val="accent6"/>
+  <cs:variation/>
+  <cs:variation>
+    <a:lumMod val="60000"/>
+  </cs:variation>
+  <cs:variation>
+    <a:lumMod val="80000"/>
+    <a:lumOff val="20000"/>
+  </cs:variation>
+  <cs:variation>
+    <a:lumMod val="80000"/>
+  </cs:variation>
+  <cs:variation>
+    <a:lumMod val="60000"/>
+    <a:lumOff val="40000"/>
+  </cs:variation>
+  <cs:variation>
+    <a:lumMod val="50000"/>
+  </cs:variation>
+  <cs:variation>
+    <a:lumMod val="70000"/>
+    <a:lumOff val="30000"/>
+  </cs:variation>
+  <cs:variation>
+    <a:lumMod val="70000"/>
+  </cs:variation>
+  <cs:variation>
+    <a:lumMod val="50000"/>
+    <a:lumOff val="50000"/>
+  </cs:variation>
+</cs:colorStyle>
+</file>
+
+<file path=word/charts/style1.xml><?xml version="1.0" encoding="utf-8"?>
+<cs:chartStyle xmlns:cs="http://schemas.microsoft.com/office/drawing/2012/chartStyle" xmlns:a="http://schemas.openxmlformats.org/drawingml/2006/main" id="332">
+  <cs:axisTitle>
+    <cs:lnRef idx="0"/>
+    <cs:fillRef idx="0"/>
+    <cs:effectRef idx="0"/>
+    <cs:fontRef idx="minor">
+      <a:schemeClr val="tx1">
+        <a:lumMod val="65000"/>
+        <a:lumOff val="35000"/>
+      </a:schemeClr>
+    </cs:fontRef>
+    <cs:defRPr sz="1000" kern="1200"/>
+  </cs:axisTitle>
+  <cs:categoryAxis>
+    <cs:lnRef idx="0"/>
+    <cs:fillRef idx="0"/>
+    <cs:effectRef idx="0"/>
+    <cs:fontRef idx="minor">
+      <a:schemeClr val="tx1">
+        <a:lumMod val="65000"/>
+        <a:lumOff val="35000"/>
+      </a:schemeClr>
+    </cs:fontRef>
+    <cs:spPr>
+      <a:ln w="9525" cap="flat" cmpd="sng" algn="ctr">
+        <a:solidFill>
+          <a:schemeClr val="tx1">
+            <a:lumMod val="15000"/>
+            <a:lumOff val="85000"/>
+          </a:schemeClr>
+        </a:solidFill>
+        <a:round/>
+      </a:ln>
+    </cs:spPr>
+    <cs:defRPr sz="900" kern="1200"/>
+  </cs:categoryAxis>
+  <cs:chartArea mods="allowNoFillOverride allowNoLineOverride">
+    <cs:lnRef idx="0"/>
+    <cs:fillRef idx="0"/>
+    <cs:effectRef idx="0"/>
+    <cs:fontRef idx="minor">
+      <a:schemeClr val="tx1"/>
+    </cs:fontRef>
+    <cs:spPr>
+      <a:solidFill>
+        <a:schemeClr val="bg1"/>
+      </a:solidFill>
+      <a:ln w="9525" cap="flat" cmpd="sng" algn="ctr">
+        <a:solidFill>
+          <a:schemeClr val="tx1">
+            <a:lumMod val="15000"/>
+            <a:lumOff val="85000"/>
+          </a:schemeClr>
+        </a:solidFill>
+        <a:round/>
+      </a:ln>
+    </cs:spPr>
+    <cs:defRPr sz="1000" kern="1200"/>
+  </cs:chartArea>
+  <cs:dataLabel>
+    <cs:lnRef idx="0"/>
+    <cs:fillRef idx="0"/>
+    <cs:effectRef idx="0"/>
+    <cs:fontRef idx="minor">
+      <a:schemeClr val="tx1">
+        <a:lumMod val="75000"/>
+        <a:lumOff val="25000"/>
+      </a:schemeClr>
+    </cs:fontRef>
+    <cs:defRPr sz="900" kern="1200"/>
+  </cs:dataLabel>
+  <cs:dataLabelCallout>
+    <cs:lnRef idx="0"/>
+    <cs:fillRef idx="0"/>
+    <cs:effectRef idx="0"/>
+    <cs:fontRef idx="minor">
+      <a:schemeClr val="dk1">
+        <a:lumMod val="65000"/>
+        <a:lumOff val="35000"/>
+      </a:schemeClr>
+    </cs:fontRef>
+    <cs:spPr>
+      <a:solidFill>
+        <a:schemeClr val="lt1"/>
+      </a:solidFill>
+      <a:ln>
+        <a:solidFill>
+          <a:schemeClr val="dk1">
+            <a:lumMod val="25000"/>
+            <a:lumOff val="75000"/>
+          </a:schemeClr>
+        </a:solidFill>
+      </a:ln>
+    </cs:spPr>
+    <cs:defRPr sz="900" kern="1200"/>
+    <cs:bodyPr rot="0" spcFirstLastPara="1" vertOverflow="clip" horzOverflow="clip" vert="horz" wrap="square" lIns="36576" tIns="18288" rIns="36576" bIns="18288" anchor="ctr" anchorCtr="1">
+      <a:spAutoFit/>
+    </cs:bodyPr>
+  </cs:dataLabelCallout>
+  <cs:dataPoint>
+    <cs:lnRef idx="0"/>
+    <cs:fillRef idx="1">
+      <cs:styleClr val="auto"/>
+    </cs:fillRef>
+    <cs:effectRef idx="0"/>
+    <cs:fontRef idx="minor">
+      <a:schemeClr val="tx1"/>
+    </cs:fontRef>
+  </cs:dataPoint>
+  <cs:dataPoint3D>
+    <cs:lnRef idx="0"/>
+    <cs:fillRef idx="1">
+      <cs:styleClr val="auto"/>
+    </cs:fillRef>
+    <cs:effectRef idx="0"/>
+    <cs:fontRef idx="minor">
+      <a:schemeClr val="tx1"/>
+    </cs:fontRef>
+  </cs:dataPoint3D>
+  <cs:dataPointLine>
+    <cs:lnRef idx="0">
+      <cs:styleClr val="auto"/>
+    </cs:lnRef>
+    <cs:fillRef idx="1"/>
+    <cs:effectRef idx="0"/>
+    <cs:fontRef idx="minor">
+      <a:schemeClr val="tx1"/>
+    </cs:fontRef>
+    <cs:spPr>
+      <a:ln w="28575" cap="rnd">
+        <a:solidFill>
+          <a:schemeClr val="phClr"/>
+        </a:solidFill>
+        <a:round/>
+      </a:ln>
+    </cs:spPr>
+  </cs:dataPointLine>
+  <cs:dataPointMarker>
+    <cs:lnRef idx="0">
+      <cs:styleClr val="auto"/>
+    </cs:lnRef>
+    <cs:fillRef idx="1">
+      <cs:styleClr val="auto"/>
+    </cs:fillRef>
+    <cs:effectRef idx="0"/>
+    <cs:fontRef idx="minor">
+      <a:schemeClr val="tx1"/>
+    </cs:fontRef>
+    <cs:spPr>
+      <a:ln w="9525">
+        <a:solidFill>
+          <a:schemeClr val="phClr"/>
+        </a:solidFill>
+      </a:ln>
+    </cs:spPr>
+  </cs:dataPointMarker>
+  <cs:dataPointMarkerLayout symbol="circle" size="5"/>
+  <cs:dataPointWireframe>
+    <cs:lnRef idx="0">
+      <cs:styleClr val="auto"/>
+    </cs:lnRef>
+    <cs:fillRef idx="1"/>
+    <cs:effectRef idx="0"/>
+    <cs:fontRef idx="minor">
+      <a:schemeClr val="tx1"/>
+    </cs:fontRef>
+    <cs:spPr>
+      <a:ln w="9525" cap="rnd">
+        <a:solidFill>
+          <a:schemeClr val="phClr"/>
+        </a:solidFill>
+        <a:round/>
+      </a:ln>
+    </cs:spPr>
+  </cs:dataPointWireframe>
+  <cs:dataTable>
+    <cs:lnRef idx="0"/>
+    <cs:fillRef idx="0"/>
+    <cs:effectRef idx="0"/>
+    <cs:fontRef idx="minor">
+      <a:schemeClr val="tx1">
+        <a:lumMod val="65000"/>
+        <a:lumOff val="35000"/>
+      </a:schemeClr>
+    </cs:fontRef>
+    <cs:spPr>
+      <a:noFill/>
+      <a:ln w="9525" cap="flat" cmpd="sng" algn="ctr">
+        <a:solidFill>
+          <a:schemeClr val="tx1">
+            <a:lumMod val="15000"/>
+            <a:lumOff val="85000"/>
+          </a:schemeClr>
+        </a:solidFill>
+        <a:round/>
+      </a:ln>
+    </cs:spPr>
+    <cs:defRPr sz="900" kern="1200"/>
+  </cs:dataTable>
+  <cs:downBar>
+    <cs:lnRef idx="0"/>
+    <cs:fillRef idx="0"/>
+    <cs:effectRef idx="0"/>
+    <cs:fontRef idx="minor">
+      <a:schemeClr val="dk1"/>
+    </cs:fontRef>
+    <cs:spPr>
+      <a:solidFill>
+        <a:schemeClr val="dk1">
+          <a:lumMod val="65000"/>
+          <a:lumOff val="35000"/>
+        </a:schemeClr>
+      </a:solidFill>
+      <a:ln w="9525">
+        <a:solidFill>
+          <a:schemeClr val="tx1">
+            <a:lumMod val="65000"/>
+            <a:lumOff val="35000"/>
+          </a:schemeClr>
+        </a:solidFill>
+      </a:ln>
+    </cs:spPr>
+  </cs:downBar>
+  <cs:dropLine>
+    <cs:lnRef idx="0"/>
+    <cs:fillRef idx="0"/>
+    <cs:effectRef idx="0"/>
+    <cs:fontRef idx="minor">
+      <a:schemeClr val="tx1"/>
+    </cs:fontRef>
+    <cs:spPr>
+      <a:ln w="9525" cap="flat" cmpd="sng" algn="ctr">
+        <a:solidFill>
+          <a:schemeClr val="tx1">
+            <a:lumMod val="35000"/>
+            <a:lumOff val="65000"/>
+          </a:schemeClr>
+        </a:solidFill>
+        <a:round/>
+      </a:ln>
+    </cs:spPr>
+  </cs:dropLine>
+  <cs:errorBar>
+    <cs:lnRef idx="0"/>
+    <cs:fillRef idx="0"/>
+    <cs:effectRef idx="0"/>
+    <cs:fontRef idx="minor">
+      <a:schemeClr val="tx1"/>
+    </cs:fontRef>
+    <cs:spPr>
+      <a:ln w="9525" cap="flat" cmpd="sng" algn="ctr">
+        <a:solidFill>
+          <a:schemeClr val="tx1">
+            <a:lumMod val="65000"/>
+            <a:lumOff val="35000"/>
+          </a:schemeClr>
+        </a:solidFill>
+        <a:round/>
+      </a:ln>
+    </cs:spPr>
+  </cs:errorBar>
+  <cs:floor>
+    <cs:lnRef idx="0"/>
+    <cs:fillRef idx="0"/>
+    <cs:effectRef idx="0"/>
+    <cs:fontRef idx="minor">
+      <a:schemeClr val="tx1"/>
+    </cs:fontRef>
+    <cs:spPr>
+      <a:noFill/>
+      <a:ln>
+        <a:noFill/>
+      </a:ln>
+    </cs:spPr>
+  </cs:floor>
+  <cs:gridlineMajor>
+    <cs:lnRef idx="0"/>
+    <cs:fillRef idx="0"/>
+    <cs:effectRef idx="0"/>
+    <cs:fontRef idx="minor">
+      <a:schemeClr val="tx1"/>
+    </cs:fontRef>
+    <cs:spPr>
+      <a:ln w="9525" cap="flat" cmpd="sng" algn="ctr">
+        <a:solidFill>
+          <a:schemeClr val="tx1">
+            <a:lumMod val="15000"/>
+            <a:lumOff val="85000"/>
+          </a:schemeClr>
+        </a:solidFill>
+        <a:round/>
+      </a:ln>
+    </cs:spPr>
+  </cs:gridlineMajor>
+  <cs:gridlineMinor>
+    <cs:lnRef idx="0"/>
+    <cs:fillRef idx="0"/>
+    <cs:effectRef idx="0"/>
+    <cs:fontRef idx="minor">
+      <a:schemeClr val="tx1"/>
+    </cs:fontRef>
+    <cs:spPr>
+      <a:ln w="9525" cap="flat" cmpd="sng" algn="ctr">
+        <a:solidFill>
+          <a:schemeClr val="tx1">
+            <a:lumMod val="5000"/>
+            <a:lumOff val="95000"/>
+          </a:schemeClr>
+        </a:solidFill>
+        <a:round/>
+      </a:ln>
+    </cs:spPr>
+  </cs:gridlineMinor>
+  <cs:hiLoLine>
+    <cs:lnRef idx="0"/>
+    <cs:fillRef idx="0"/>
+    <cs:effectRef idx="0"/>
+    <cs:fontRef idx="minor">
+      <a:schemeClr val="tx1"/>
+    </cs:fontRef>
+    <cs:spPr>
+      <a:ln w="9525" cap="flat" cmpd="sng" algn="ctr">
+        <a:solidFill>
+          <a:schemeClr val="tx1">
+            <a:lumMod val="75000"/>
+            <a:lumOff val="25000"/>
+          </a:schemeClr>
+        </a:solidFill>
+        <a:round/>
+      </a:ln>
+    </cs:spPr>
+  </cs:hiLoLine>
+  <cs:leaderLine>
+    <cs:lnRef idx="0"/>
+    <cs:fillRef idx="0"/>
+    <cs:effectRef idx="0"/>
+    <cs:fontRef idx="minor">
+      <a:schemeClr val="tx1"/>
+    </cs:fontRef>
+    <cs:spPr>
+      <a:ln w="9525" cap="flat" cmpd="sng" algn="ctr">
+        <a:solidFill>
+          <a:schemeClr val="tx1">
+            <a:lumMod val="35000"/>
+            <a:lumOff val="65000"/>
+          </a:schemeClr>
+        </a:solidFill>
+        <a:round/>
+      </a:ln>
+    </cs:spPr>
+  </cs:leaderLine>
+  <cs:legend>
+    <cs:lnRef idx="0"/>
+    <cs:fillRef idx="0"/>
+    <cs:effectRef idx="0"/>
+    <cs:fontRef idx="minor">
+      <a:schemeClr val="tx1">
+        <a:lumMod val="65000"/>
+        <a:lumOff val="35000"/>
+      </a:schemeClr>
+    </cs:fontRef>
+    <cs:defRPr sz="900" kern="1200"/>
+  </cs:legend>
+  <cs:plotArea mods="allowNoFillOverride allowNoLineOverride">
+    <cs:lnRef idx="0"/>
+    <cs:fillRef idx="0"/>
+    <cs:effectRef idx="0"/>
+    <cs:fontRef idx="minor">
+      <a:schemeClr val="tx1"/>
+    </cs:fontRef>
+  </cs:plotArea>
+  <cs:plotArea3D mods="allowNoFillOverride allowNoLineOverride">
+    <cs:lnRef idx="0"/>
+    <cs:fillRef idx="0"/>
+    <cs:effectRef idx="0"/>
+    <cs:fontRef idx="minor">
+      <a:schemeClr val="tx1"/>
+    </cs:fontRef>
+  </cs:plotArea3D>
+  <cs:seriesAxis>
+    <cs:lnRef idx="0"/>
+    <cs:fillRef idx="0"/>
+    <cs:effectRef idx="0"/>
+    <cs:fontRef idx="minor">
+      <a:schemeClr val="tx1">
+        <a:lumMod val="65000"/>
+        <a:lumOff val="35000"/>
+      </a:schemeClr>
+    </cs:fontRef>
+    <cs:defRPr sz="900" kern="1200"/>
+  </cs:seriesAxis>
+  <cs:seriesLine>
+    <cs:lnRef idx="0"/>
+    <cs:fillRef idx="0"/>
+    <cs:effectRef idx="0"/>
+    <cs:fontRef idx="minor">
+      <a:schemeClr val="tx1"/>
+    </cs:fontRef>
+    <cs:spPr>
+      <a:ln w="9525" cap="flat" cmpd="sng" algn="ctr">
+        <a:solidFill>
+          <a:schemeClr val="tx1">
+            <a:lumMod val="35000"/>
+            <a:lumOff val="65000"/>
+          </a:schemeClr>
+        </a:solidFill>
+        <a:round/>
+      </a:ln>
+    </cs:spPr>
+  </cs:seriesLine>
+  <cs:title>
+    <cs:lnRef idx="0"/>
+    <cs:fillRef idx="0"/>
+    <cs:effectRef idx="0"/>
+    <cs:fontRef idx="minor">
+      <a:schemeClr val="tx1">
+        <a:lumMod val="65000"/>
+        <a:lumOff val="35000"/>
+      </a:schemeClr>
+    </cs:fontRef>
+    <cs:defRPr sz="1400" b="0" kern="1200" spc="0" baseline="0"/>
+  </cs:title>
+  <cs:trendline>
+    <cs:lnRef idx="0">
+      <cs:styleClr val="auto"/>
+    </cs:lnRef>
+    <cs:fillRef idx="0"/>
+    <cs:effectRef idx="0"/>
+    <cs:fontRef idx="minor">
+      <a:schemeClr val="tx1"/>
+    </cs:fontRef>
+    <cs:spPr>
+      <a:ln w="19050" cap="rnd">
+        <a:solidFill>
+          <a:schemeClr val="phClr"/>
+        </a:solidFill>
+        <a:prstDash val="sysDot"/>
+      </a:ln>
+    </cs:spPr>
+  </cs:trendline>
+  <cs:trendlineLabel>
+    <cs:lnRef idx="0"/>
+    <cs:fillRef idx="0"/>
+    <cs:effectRef idx="0"/>
+    <cs:fontRef idx="minor">
+      <a:schemeClr val="tx1">
+        <a:lumMod val="65000"/>
+        <a:lumOff val="35000"/>
+      </a:schemeClr>
+    </cs:fontRef>
+    <cs:defRPr sz="900" kern="1200"/>
+  </cs:trendlineLabel>
+  <cs:upBar>
+    <cs:lnRef idx="0"/>
+    <cs:fillRef idx="0"/>
+    <cs:effectRef idx="0"/>
+    <cs:fontRef idx="minor">
+      <a:schemeClr val="dk1"/>
+    </cs:fontRef>
+    <cs:spPr>
+      <a:solidFill>
+        <a:schemeClr val="lt1"/>
+      </a:solidFill>
+      <a:ln w="9525">
+        <a:solidFill>
+          <a:schemeClr val="tx1">
+            <a:lumMod val="15000"/>
+            <a:lumOff val="85000"/>
+          </a:schemeClr>
+        </a:solidFill>
+      </a:ln>
+    </cs:spPr>
+  </cs:upBar>
+  <cs:valueAxis>
+    <cs:lnRef idx="0"/>
+    <cs:fillRef idx="0"/>
+    <cs:effectRef idx="0"/>
+    <cs:fontRef idx="minor">
+      <a:schemeClr val="tx1">
+        <a:lumMod val="65000"/>
+        <a:lumOff val="35000"/>
+      </a:schemeClr>
+    </cs:fontRef>
+    <cs:defRPr sz="900" kern="1200"/>
+  </cs:valueAxis>
+  <cs:wall>
+    <cs:lnRef idx="0"/>
+    <cs:fillRef idx="0"/>
+    <cs:effectRef idx="0"/>
+    <cs:fontRef idx="minor">
+      <a:schemeClr val="tx1"/>
+    </cs:fontRef>
+    <cs:spPr>
+      <a:noFill/>
+      <a:ln>
+        <a:noFill/>
+      </a:ln>
+    </cs:spPr>
+  </cs:wall>
+</cs:chartStyle>
+</file>
+
+<file path=word/charts/style2.xml><?xml version="1.0" encoding="utf-8"?>
+<cs:chartStyle xmlns:cs="http://schemas.microsoft.com/office/drawing/2012/chartStyle" xmlns:a="http://schemas.openxmlformats.org/drawingml/2006/main" id="332">
+  <cs:axisTitle>
+    <cs:lnRef idx="0"/>
+    <cs:fillRef idx="0"/>
+    <cs:effectRef idx="0"/>
+    <cs:fontRef idx="minor">
+      <a:schemeClr val="tx1">
+        <a:lumMod val="65000"/>
+        <a:lumOff val="35000"/>
+      </a:schemeClr>
+    </cs:fontRef>
+    <cs:defRPr sz="1000" kern="1200"/>
+  </cs:axisTitle>
+  <cs:categoryAxis>
+    <cs:lnRef idx="0"/>
+    <cs:fillRef idx="0"/>
+    <cs:effectRef idx="0"/>
+    <cs:fontRef idx="minor">
+      <a:schemeClr val="tx1">
+        <a:lumMod val="65000"/>
+        <a:lumOff val="35000"/>
+      </a:schemeClr>
+    </cs:fontRef>
+    <cs:spPr>
+      <a:ln w="9525" cap="flat" cmpd="sng" algn="ctr">
+        <a:solidFill>
+          <a:schemeClr val="tx1">
+            <a:lumMod val="15000"/>
+            <a:lumOff val="85000"/>
+          </a:schemeClr>
+        </a:solidFill>
+        <a:round/>
+      </a:ln>
+    </cs:spPr>
+    <cs:defRPr sz="900" kern="1200"/>
+  </cs:categoryAxis>
+  <cs:chartArea mods="allowNoFillOverride allowNoLineOverride">
+    <cs:lnRef idx="0"/>
+    <cs:fillRef idx="0"/>
+    <cs:effectRef idx="0"/>
+    <cs:fontRef idx="minor">
+      <a:schemeClr val="tx1"/>
+    </cs:fontRef>
+    <cs:spPr>
+      <a:solidFill>
+        <a:schemeClr val="bg1"/>
+      </a:solidFill>
+      <a:ln w="9525" cap="flat" cmpd="sng" algn="ctr">
+        <a:solidFill>
+          <a:schemeClr val="tx1">
+            <a:lumMod val="15000"/>
+            <a:lumOff val="85000"/>
+          </a:schemeClr>
+        </a:solidFill>
+        <a:round/>
+      </a:ln>
+    </cs:spPr>
+    <cs:defRPr sz="1000" kern="1200"/>
+  </cs:chartArea>
+  <cs:dataLabel>
+    <cs:lnRef idx="0"/>
+    <cs:fillRef idx="0"/>
+    <cs:effectRef idx="0"/>
+    <cs:fontRef idx="minor">
+      <a:schemeClr val="tx1">
+        <a:lumMod val="75000"/>
+        <a:lumOff val="25000"/>
+      </a:schemeClr>
+    </cs:fontRef>
+    <cs:defRPr sz="900" kern="1200"/>
+  </cs:dataLabel>
+  <cs:dataLabelCallout>
+    <cs:lnRef idx="0"/>
+    <cs:fillRef idx="0"/>
+    <cs:effectRef idx="0"/>
+    <cs:fontRef idx="minor">
+      <a:schemeClr val="dk1">
+        <a:lumMod val="65000"/>
+        <a:lumOff val="35000"/>
+      </a:schemeClr>
+    </cs:fontRef>
+    <cs:spPr>
+      <a:solidFill>
+        <a:schemeClr val="lt1"/>
+      </a:solidFill>
+      <a:ln>
+        <a:solidFill>
+          <a:schemeClr val="dk1">
+            <a:lumMod val="25000"/>
+            <a:lumOff val="75000"/>
+          </a:schemeClr>
+        </a:solidFill>
+      </a:ln>
+    </cs:spPr>
+    <cs:defRPr sz="900" kern="1200"/>
+    <cs:bodyPr rot="0" spcFirstLastPara="1" vertOverflow="clip" horzOverflow="clip" vert="horz" wrap="square" lIns="36576" tIns="18288" rIns="36576" bIns="18288" anchor="ctr" anchorCtr="1">
+      <a:spAutoFit/>
+    </cs:bodyPr>
+  </cs:dataLabelCallout>
+  <cs:dataPoint>
+    <cs:lnRef idx="0"/>
+    <cs:fillRef idx="1">
+      <cs:styleClr val="auto"/>
+    </cs:fillRef>
+    <cs:effectRef idx="0"/>
+    <cs:fontRef idx="minor">
+      <a:schemeClr val="tx1"/>
+    </cs:fontRef>
+  </cs:dataPoint>
+  <cs:dataPoint3D>
+    <cs:lnRef idx="0"/>
+    <cs:fillRef idx="1">
+      <cs:styleClr val="auto"/>
+    </cs:fillRef>
+    <cs:effectRef idx="0"/>
+    <cs:fontRef idx="minor">
+      <a:schemeClr val="tx1"/>
+    </cs:fontRef>
+  </cs:dataPoint3D>
+  <cs:dataPointLine>
+    <cs:lnRef idx="0">
+      <cs:styleClr val="auto"/>
+    </cs:lnRef>
+    <cs:fillRef idx="1"/>
+    <cs:effectRef idx="0"/>
+    <cs:fontRef idx="minor">
+      <a:schemeClr val="tx1"/>
+    </cs:fontRef>
+    <cs:spPr>
+      <a:ln w="28575" cap="rnd">
+        <a:solidFill>
+          <a:schemeClr val="phClr"/>
+        </a:solidFill>
+        <a:round/>
+      </a:ln>
+    </cs:spPr>
+  </cs:dataPointLine>
+  <cs:dataPointMarker>
+    <cs:lnRef idx="0">
+      <cs:styleClr val="auto"/>
+    </cs:lnRef>
+    <cs:fillRef idx="1">
+      <cs:styleClr val="auto"/>
+    </cs:fillRef>
+    <cs:effectRef idx="0"/>
+    <cs:fontRef idx="minor">
+      <a:schemeClr val="tx1"/>
+    </cs:fontRef>
+    <cs:spPr>
+      <a:ln w="9525">
+        <a:solidFill>
+          <a:schemeClr val="phClr"/>
+        </a:solidFill>
+      </a:ln>
+    </cs:spPr>
+  </cs:dataPointMarker>
+  <cs:dataPointMarkerLayout symbol="circle" size="5"/>
+  <cs:dataPointWireframe>
+    <cs:lnRef idx="0">
+      <cs:styleClr val="auto"/>
+    </cs:lnRef>
+    <cs:fillRef idx="1"/>
+    <cs:effectRef idx="0"/>
+    <cs:fontRef idx="minor">
+      <a:schemeClr val="tx1"/>
+    </cs:fontRef>
+    <cs:spPr>
+      <a:ln w="9525" cap="rnd">
+        <a:solidFill>
+          <a:schemeClr val="phClr"/>
+        </a:solidFill>
+        <a:round/>
+      </a:ln>
+    </cs:spPr>
+  </cs:dataPointWireframe>
+  <cs:dataTable>
+    <cs:lnRef idx="0"/>
+    <cs:fillRef idx="0"/>
+    <cs:effectRef idx="0"/>
+    <cs:fontRef idx="minor">
+      <a:schemeClr val="tx1">
+        <a:lumMod val="65000"/>
+        <a:lumOff val="35000"/>
+      </a:schemeClr>
+    </cs:fontRef>
+    <cs:spPr>
+      <a:noFill/>
+      <a:ln w="9525" cap="flat" cmpd="sng" algn="ctr">
+        <a:solidFill>
+          <a:schemeClr val="tx1">
+            <a:lumMod val="15000"/>
+            <a:lumOff val="85000"/>
+          </a:schemeClr>
+        </a:solidFill>
+        <a:round/>
+      </a:ln>
+    </cs:spPr>
+    <cs:defRPr sz="900" kern="1200"/>
+  </cs:dataTable>
+  <cs:downBar>
+    <cs:lnRef idx="0"/>
+    <cs:fillRef idx="0"/>
+    <cs:effectRef idx="0"/>
+    <cs:fontRef idx="minor">
+      <a:schemeClr val="dk1"/>
+    </cs:fontRef>
+    <cs:spPr>
+      <a:solidFill>
+        <a:schemeClr val="dk1">
+          <a:lumMod val="65000"/>
+          <a:lumOff val="35000"/>
+        </a:schemeClr>
+      </a:solidFill>
+      <a:ln w="9525">
+        <a:solidFill>
+          <a:schemeClr val="tx1">
+            <a:lumMod val="65000"/>
+            <a:lumOff val="35000"/>
+          </a:schemeClr>
+        </a:solidFill>
+      </a:ln>
+    </cs:spPr>
+  </cs:downBar>
+  <cs:dropLine>
+    <cs:lnRef idx="0"/>
+    <cs:fillRef idx="0"/>
+    <cs:effectRef idx="0"/>
+    <cs:fontRef idx="minor">
+      <a:schemeClr val="tx1"/>
+    </cs:fontRef>
+    <cs:spPr>
+      <a:ln w="9525" cap="flat" cmpd="sng" algn="ctr">
+        <a:solidFill>
+          <a:schemeClr val="tx1">
+            <a:lumMod val="35000"/>
+            <a:lumOff val="65000"/>
+          </a:schemeClr>
+        </a:solidFill>
+        <a:round/>
+      </a:ln>
+    </cs:spPr>
+  </cs:dropLine>
+  <cs:errorBar>
+    <cs:lnRef idx="0"/>
+    <cs:fillRef idx="0"/>
+    <cs:effectRef idx="0"/>
+    <cs:fontRef idx="minor">
+      <a:schemeClr val="tx1"/>
+    </cs:fontRef>
+    <cs:spPr>
+      <a:ln w="9525" cap="flat" cmpd="sng" algn="ctr">
+        <a:solidFill>
+          <a:schemeClr val="tx1">
+            <a:lumMod val="65000"/>
+            <a:lumOff val="35000"/>
+          </a:schemeClr>
+        </a:solidFill>
+        <a:round/>
+      </a:ln>
+    </cs:spPr>
+  </cs:errorBar>
+  <cs:floor>
+    <cs:lnRef idx="0"/>
+    <cs:fillRef idx="0"/>
+    <cs:effectRef idx="0"/>
+    <cs:fontRef idx="minor">
+      <a:schemeClr val="tx1"/>
+    </cs:fontRef>
+    <cs:spPr>
+      <a:noFill/>
+      <a:ln>
+        <a:noFill/>
+      </a:ln>
+    </cs:spPr>
+  </cs:floor>
+  <cs:gridlineMajor>
+    <cs:lnRef idx="0"/>
+    <cs:fillRef idx="0"/>
+    <cs:effectRef idx="0"/>
+    <cs:fontRef idx="minor">
+      <a:schemeClr val="tx1"/>
+    </cs:fontRef>
+    <cs:spPr>
+      <a:ln w="9525" cap="flat" cmpd="sng" algn="ctr">
+        <a:solidFill>
+          <a:schemeClr val="tx1">
+            <a:lumMod val="15000"/>
+            <a:lumOff val="85000"/>
+          </a:schemeClr>
+        </a:solidFill>
+        <a:round/>
+      </a:ln>
+    </cs:spPr>
+  </cs:gridlineMajor>
+  <cs:gridlineMinor>
+    <cs:lnRef idx="0"/>
+    <cs:fillRef idx="0"/>
+    <cs:effectRef idx="0"/>
+    <cs:fontRef idx="minor">
+      <a:schemeClr val="tx1"/>
+    </cs:fontRef>
+    <cs:spPr>
+      <a:ln w="9525" cap="flat" cmpd="sng" algn="ctr">
+        <a:solidFill>
+          <a:schemeClr val="tx1">
+            <a:lumMod val="5000"/>
+            <a:lumOff val="95000"/>
+          </a:schemeClr>
+        </a:solidFill>
+        <a:round/>
+      </a:ln>
+    </cs:spPr>
+  </cs:gridlineMinor>
+  <cs:hiLoLine>
+    <cs:lnRef idx="0"/>
+    <cs:fillRef idx="0"/>
+    <cs:effectRef idx="0"/>
+    <cs:fontRef idx="minor">
+      <a:schemeClr val="tx1"/>
+    </cs:fontRef>
+    <cs:spPr>
+      <a:ln w="9525" cap="flat" cmpd="sng" algn="ctr">
+        <a:solidFill>
+          <a:schemeClr val="tx1">
+            <a:lumMod val="75000"/>
+            <a:lumOff val="25000"/>
+          </a:schemeClr>
+        </a:solidFill>
+        <a:round/>
+      </a:ln>
+    </cs:spPr>
+  </cs:hiLoLine>
+  <cs:leaderLine>
+    <cs:lnRef idx="0"/>
+    <cs:fillRef idx="0"/>
+    <cs:effectRef idx="0"/>
+    <cs:fontRef idx="minor">
+      <a:schemeClr val="tx1"/>
+    </cs:fontRef>
+    <cs:spPr>
+      <a:ln w="9525" cap="flat" cmpd="sng" algn="ctr">
+        <a:solidFill>
+          <a:schemeClr val="tx1">
+            <a:lumMod val="35000"/>
+            <a:lumOff val="65000"/>
+          </a:schemeClr>
+        </a:solidFill>
+        <a:round/>
+      </a:ln>
+    </cs:spPr>
+  </cs:leaderLine>
+  <cs:legend>
+    <cs:lnRef idx="0"/>
+    <cs:fillRef idx="0"/>
+    <cs:effectRef idx="0"/>
+    <cs:fontRef idx="minor">
+      <a:schemeClr val="tx1">
+        <a:lumMod val="65000"/>
+        <a:lumOff val="35000"/>
+      </a:schemeClr>
+    </cs:fontRef>
+    <cs:defRPr sz="900" kern="1200"/>
+  </cs:legend>
+  <cs:plotArea mods="allowNoFillOverride allowNoLineOverride">
+    <cs:lnRef idx="0"/>
+    <cs:fillRef idx="0"/>
+    <cs:effectRef idx="0"/>
+    <cs:fontRef idx="minor">
+      <a:schemeClr val="tx1"/>
+    </cs:fontRef>
+  </cs:plotArea>
+  <cs:plotArea3D mods="allowNoFillOverride allowNoLineOverride">
+    <cs:lnRef idx="0"/>
+    <cs:fillRef idx="0"/>
+    <cs:effectRef idx="0"/>
+    <cs:fontRef idx="minor">
+      <a:schemeClr val="tx1"/>
+    </cs:fontRef>
+  </cs:plotArea3D>
+  <cs:seriesAxis>
+    <cs:lnRef idx="0"/>
+    <cs:fillRef idx="0"/>
+    <cs:effectRef idx="0"/>
+    <cs:fontRef idx="minor">
+      <a:schemeClr val="tx1">
+        <a:lumMod val="65000"/>
+        <a:lumOff val="35000"/>
+      </a:schemeClr>
+    </cs:fontRef>
+    <cs:defRPr sz="900" kern="1200"/>
+  </cs:seriesAxis>
+  <cs:seriesLine>
+    <cs:lnRef idx="0"/>
+    <cs:fillRef idx="0"/>
+    <cs:effectRef idx="0"/>
+    <cs:fontRef idx="minor">
+      <a:schemeClr val="tx1"/>
+    </cs:fontRef>
+    <cs:spPr>
+      <a:ln w="9525" cap="flat" cmpd="sng" algn="ctr">
+        <a:solidFill>
+          <a:schemeClr val="tx1">
+            <a:lumMod val="35000"/>
+            <a:lumOff val="65000"/>
+          </a:schemeClr>
+        </a:solidFill>
+        <a:round/>
+      </a:ln>
+    </cs:spPr>
+  </cs:seriesLine>
+  <cs:title>
+    <cs:lnRef idx="0"/>
+    <cs:fillRef idx="0"/>
+    <cs:effectRef idx="0"/>
+    <cs:fontRef idx="minor">
+      <a:schemeClr val="tx1">
+        <a:lumMod val="65000"/>
+        <a:lumOff val="35000"/>
+      </a:schemeClr>
+    </cs:fontRef>
+    <cs:defRPr sz="1400" b="0" kern="1200" spc="0" baseline="0"/>
+  </cs:title>
+  <cs:trendline>
+    <cs:lnRef idx="0">
+      <cs:styleClr val="auto"/>
+    </cs:lnRef>
+    <cs:fillRef idx="0"/>
+    <cs:effectRef idx="0"/>
+    <cs:fontRef idx="minor">
+      <a:schemeClr val="tx1"/>
+    </cs:fontRef>
+    <cs:spPr>
+      <a:ln w="19050" cap="rnd">
+        <a:solidFill>
+          <a:schemeClr val="phClr"/>
+        </a:solidFill>
+        <a:prstDash val="sysDot"/>
+      </a:ln>
+    </cs:spPr>
+  </cs:trendline>
+  <cs:trendlineLabel>
+    <cs:lnRef idx="0"/>
+    <cs:fillRef idx="0"/>
+    <cs:effectRef idx="0"/>
+    <cs:fontRef idx="minor">
+      <a:schemeClr val="tx1">
+        <a:lumMod val="65000"/>
+        <a:lumOff val="35000"/>
+      </a:schemeClr>
+    </cs:fontRef>
+    <cs:defRPr sz="900" kern="1200"/>
+  </cs:trendlineLabel>
+  <cs:upBar>
+    <cs:lnRef idx="0"/>
+    <cs:fillRef idx="0"/>
+    <cs:effectRef idx="0"/>
+    <cs:fontRef idx="minor">
+      <a:schemeClr val="dk1"/>
+    </cs:fontRef>
+    <cs:spPr>
+      <a:solidFill>
+        <a:schemeClr val="lt1"/>
+      </a:solidFill>
+      <a:ln w="9525">
+        <a:solidFill>
+          <a:schemeClr val="tx1">
+            <a:lumMod val="15000"/>
+            <a:lumOff val="85000"/>
+          </a:schemeClr>
+        </a:solidFill>
+      </a:ln>
+    </cs:spPr>
+  </cs:upBar>
+  <cs:valueAxis>
+    <cs:lnRef idx="0"/>
+    <cs:fillRef idx="0"/>
+    <cs:effectRef idx="0"/>
+    <cs:fontRef idx="minor">
+      <a:schemeClr val="tx1">
+        <a:lumMod val="65000"/>
+        <a:lumOff val="35000"/>
+      </a:schemeClr>
+    </cs:fontRef>
+    <cs:defRPr sz="900" kern="1200"/>
+  </cs:valueAxis>
+  <cs:wall>
+    <cs:lnRef idx="0"/>
+    <cs:fillRef idx="0"/>
+    <cs:effectRef idx="0"/>
+    <cs:fontRef idx="minor">
+      <a:schemeClr val="tx1"/>
+    </cs:fontRef>
+    <cs:spPr>
+      <a:noFill/>
+      <a:ln>
+        <a:noFill/>
+      </a:ln>
+    </cs:spPr>
+  </cs:wall>
+</cs:chartStyle>
 </file>
 
 <file path=word/theme/theme1.xml><?xml version="1.0" encoding="utf-8"?>
